--- a/Файлы/2 курс/3 семестр/Алгоритмы и структуры данных/Курсовая работа/Программная модель управления оперативной памятью.docx
+++ b/Файлы/2 курс/3 семестр/Алгоритмы и структуры данных/Курсовая работа/Программная модель управления оперативной памятью.docx
@@ -1,76 +1,69 @@
 
 <file path=word/document.xml><?xml version="1.0" encoding="utf-8"?>
-<w:document xmlns:wpc="http://schemas.microsoft.com/office/word/2010/wordprocessingCanvas" xmlns:cx="http://schemas.microsoft.com/office/drawing/2014/chartex" xmlns:cx1="http://schemas.microsoft.com/office/drawing/2015/9/8/chartex" xmlns:cx2="http://schemas.microsoft.com/office/drawing/2015/10/21/chartex" xmlns:cx3="http://schemas.microsoft.com/office/drawing/2016/5/9/chartex" xmlns:cx4="http://schemas.microsoft.com/office/drawing/2016/5/10/chartex" xmlns:cx5="http://schemas.microsoft.com/office/drawing/2016/5/11/chartex" xmlns:cx6="http://schemas.microsoft.com/office/drawing/2016/5/12/chartex" xmlns:cx7="http://schemas.microsoft.com/office/drawing/2016/5/13/chartex" xmlns:cx8="http://schemas.microsoft.com/office/drawing/2016/5/14/chartex" xmlns:mc="http://schemas.openxmlformats.org/markup-compatibility/2006" xmlns:aink="http://schemas.microsoft.com/office/drawing/2016/ink" xmlns:am3d="http://schemas.microsoft.com/office/drawing/2017/model3d" xmlns:o="urn:schemas-microsoft-com:office:office" xmlns:oel="http://schemas.microsoft.com/office/2019/extlst" xmlns:r="http://schemas.openxmlformats.org/officeDocument/2006/relationships" xmlns:m="http://schemas.openxmlformats.org/officeDocument/2006/math" xmlns:v="urn:schemas-microsoft-com:vml" xmlns:wp14="http://schemas.microsoft.com/office/word/2010/wordprocessingDrawing" xmlns:wp="http://schemas.openxmlformats.org/drawingml/2006/wordprocessingDrawing" xmlns:w10="urn:schemas-microsoft-com:office:word" xmlns:w="http://schemas.openxmlformats.org/wordprocessingml/2006/main" xmlns:w14="http://schemas.microsoft.com/office/word/2010/wordml" xmlns:w15="http://schemas.microsoft.com/office/word/2012/wordml" xmlns:w16cex="http://schemas.microsoft.com/office/word/2018/wordml/cex" xmlns:w16cid="http://schemas.microsoft.com/office/word/2016/wordml/cid" xmlns:w16="http://schemas.microsoft.com/office/word/2018/wordml" xmlns:w16du="http://schemas.microsoft.com/office/word/2023/wordml/word16du" xmlns:w16sdtdh="http://schemas.microsoft.com/office/word/2020/wordml/sdtdatahash" xmlns:w16sdtfl="http://schemas.microsoft.com/office/word/2024/wordml/sdtformatlock" xmlns:w16se="http://schemas.microsoft.com/office/word/2015/wordml/symex" xmlns:wpg="http://schemas.microsoft.com/office/word/2010/wordprocessingGroup" xmlns:wpi="http://schemas.microsoft.com/office/word/2010/wordprocessingInk" xmlns:wne="http://schemas.microsoft.com/office/word/2006/wordml" xmlns:wps="http://schemas.microsoft.com/office/word/2010/wordprocessingShape" mc:Ignorable="w14 w15 w16se w16cid w16 w16cex w16sdtdh w16sdtfl w16du wp14">
+<w:document xmlns:wpc="http://schemas.microsoft.com/office/word/2010/wordprocessingCanvas" xmlns:mc="http://schemas.openxmlformats.org/markup-compatibility/2006" xmlns:o="urn:schemas-microsoft-com:office:office" xmlns:r="http://schemas.openxmlformats.org/officeDocument/2006/relationships" xmlns:m="http://schemas.openxmlformats.org/officeDocument/2006/math" xmlns:v="urn:schemas-microsoft-com:vml" xmlns:wp14="http://schemas.microsoft.com/office/word/2010/wordprocessingDrawing" xmlns:wp="http://schemas.openxmlformats.org/drawingml/2006/wordprocessingDrawing" xmlns:w10="urn:schemas-microsoft-com:office:word" xmlns:w="http://schemas.openxmlformats.org/wordprocessingml/2006/main" xmlns:w14="http://schemas.microsoft.com/office/word/2010/wordml" xmlns:w15="http://schemas.microsoft.com/office/word/2012/wordml" xmlns:wpg="http://schemas.microsoft.com/office/word/2010/wordprocessingGroup" xmlns:wpi="http://schemas.microsoft.com/office/word/2010/wordprocessingInk" xmlns:wne="http://schemas.microsoft.com/office/word/2006/wordml" xmlns:wps="http://schemas.microsoft.com/office/word/2010/wordprocessingShape" mc:Ignorable="w14 w15 wp14">
   <w:body>
     <w:p>
       <w:pPr>
-        <w:spacing w:after="120"/>
         <w:ind w:firstLine="0"/>
         <w:jc w:val="center"/>
         <w:rPr>
-          <w:rFonts w:eastAsia="Times New Roman" w:cs="Times New Roman"/>
           <w:b/>
           <w:sz w:val="22"/>
-          <w:lang w:eastAsia="ru-RU"/>
-        </w:rPr>
-      </w:pPr>
-      <w:r>
-        <w:rPr>
-          <w:rFonts w:eastAsia="Times New Roman" w:cs="Times New Roman"/>
+        </w:rPr>
+      </w:pPr>
+      <w:r>
+        <w:rPr>
           <w:b/>
           <w:sz w:val="22"/>
-          <w:lang w:eastAsia="ru-RU"/>
         </w:rPr>
         <w:t>МИНИСТЕРСТВО НАУКИ И ВЫСШЕГО ОБРАЗОВАНИЯ РОССИЙСКОЙ ФЕДЕРАЦИИ</w:t>
       </w:r>
     </w:p>
     <w:p>
       <w:pPr>
-        <w:spacing w:after="120"/>
         <w:ind w:firstLine="0"/>
         <w:jc w:val="center"/>
         <w:rPr>
-          <w:rFonts w:eastAsia="Times New Roman" w:cs="Times New Roman"/>
-          <w:szCs w:val="28"/>
-          <w:lang w:eastAsia="ru-RU"/>
-        </w:rPr>
-      </w:pPr>
-      <w:r>
-        <w:rPr>
-          <w:rFonts w:eastAsia="Times New Roman" w:cs="Times New Roman"/>
-          <w:szCs w:val="28"/>
-          <w:lang w:eastAsia="ru-RU"/>
-        </w:rPr>
-        <w:t>Федеральное государственное бюджетное образовательное учреждение высшего образования</w:t>
-      </w:r>
-    </w:p>
-    <w:p>
-      <w:pPr>
-        <w:spacing w:after="120"/>
-        <w:ind w:left="-180" w:firstLine="0"/>
+          <w:sz w:val="24"/>
+          <w:szCs w:val="24"/>
+        </w:rPr>
+      </w:pPr>
+      <w:r>
+        <w:rPr>
+          <w:sz w:val="24"/>
+          <w:szCs w:val="24"/>
+        </w:rPr>
+        <w:t xml:space="preserve">Федеральное государственное бюджетное образовательное учреждение </w:t>
+      </w:r>
+      <w:r>
+        <w:rPr>
+          <w:sz w:val="24"/>
+          <w:szCs w:val="24"/>
+        </w:rPr>
+        <w:br/>
+        <w:t>высшего образования</w:t>
+      </w:r>
+    </w:p>
+    <w:p>
+      <w:pPr>
+        <w:ind w:firstLine="0"/>
         <w:jc w:val="center"/>
         <w:rPr>
-          <w:rFonts w:eastAsia="Times New Roman" w:cs="Times New Roman"/>
           <w:b/>
           <w:szCs w:val="28"/>
-          <w:lang w:eastAsia="ru-RU"/>
-        </w:rPr>
-      </w:pPr>
-      <w:r>
-        <w:rPr>
-          <w:rFonts w:eastAsia="Times New Roman" w:cs="Times New Roman"/>
+        </w:rPr>
+      </w:pPr>
+      <w:r>
+        <w:rPr>
           <w:b/>
           <w:szCs w:val="28"/>
-          <w:lang w:eastAsia="ru-RU"/>
-        </w:rPr>
-        <w:t>«Сибирский государственный университет науки и технологий</w:t>
-      </w:r>
-      <w:r>
-        <w:rPr>
-          <w:rFonts w:eastAsia="Times New Roman" w:cs="Times New Roman"/>
+        </w:rPr>
+        <w:t xml:space="preserve">«Сибирский государственный университет науки и технологий </w:t>
+      </w:r>
+      <w:r>
+        <w:rPr>
           <w:b/>
           <w:szCs w:val="28"/>
-          <w:lang w:eastAsia="ru-RU"/>
         </w:rPr>
         <w:br/>
         <w:t>имени академика М.Ф. Решетнева»</w:t>
@@ -78,82 +71,66 @@
     </w:p>
     <w:p>
       <w:pPr>
-        <w:shd w:val="clear" w:color="auto" w:fill="FFFFFF"/>
-        <w:spacing w:after="120"/>
         <w:ind w:firstLine="0"/>
         <w:jc w:val="center"/>
         <w:rPr>
-          <w:rFonts w:eastAsia="Times New Roman" w:cs="Times New Roman"/>
-          <w:color w:val="000000"/>
-          <w:spacing w:val="4"/>
-          <w:szCs w:val="28"/>
-          <w:lang w:eastAsia="ru-RU"/>
-        </w:rPr>
-      </w:pPr>
-    </w:p>
-    <w:p>
-      <w:pPr>
-        <w:shd w:val="clear" w:color="auto" w:fill="FFFFFF"/>
-        <w:spacing w:after="120"/>
+          <w:sz w:val="26"/>
+          <w:szCs w:val="26"/>
+        </w:rPr>
+      </w:pPr>
+    </w:p>
+    <w:p>
+      <w:pPr>
         <w:ind w:firstLine="0"/>
         <w:jc w:val="center"/>
         <w:rPr>
-          <w:rFonts w:eastAsia="Times New Roman" w:cs="Times New Roman"/>
-          <w:color w:val="000000"/>
-          <w:spacing w:val="4"/>
-          <w:szCs w:val="28"/>
-          <w:lang w:eastAsia="ru-RU"/>
-        </w:rPr>
-      </w:pPr>
-      <w:r>
-        <w:rPr>
-          <w:rFonts w:eastAsia="Times New Roman" w:cs="Times New Roman"/>
-          <w:color w:val="000000"/>
-          <w:spacing w:val="4"/>
-          <w:szCs w:val="28"/>
-          <w:lang w:eastAsia="ru-RU"/>
+          <w:sz w:val="26"/>
+          <w:szCs w:val="26"/>
+        </w:rPr>
+      </w:pPr>
+    </w:p>
+    <w:p>
+      <w:pPr>
+        <w:ind w:right="-2" w:firstLine="0"/>
+        <w:jc w:val="center"/>
+        <w:rPr>
+          <w:sz w:val="26"/>
+          <w:szCs w:val="26"/>
+        </w:rPr>
+      </w:pPr>
+      <w:r>
+        <w:rPr>
+          <w:sz w:val="26"/>
+          <w:szCs w:val="26"/>
         </w:rPr>
         <w:t>Институт информатики и телекоммуникаций</w:t>
       </w:r>
     </w:p>
     <w:p>
       <w:pPr>
-        <w:shd w:val="clear" w:color="auto" w:fill="FFFFFF"/>
-        <w:spacing w:after="120"/>
-        <w:ind w:firstLine="0"/>
+        <w:ind w:right="-2" w:firstLine="0"/>
         <w:jc w:val="center"/>
         <w:rPr>
-          <w:rFonts w:eastAsia="Times New Roman" w:cs="Times New Roman"/>
-          <w:color w:val="000000"/>
-          <w:spacing w:val="4"/>
-          <w:sz w:val="22"/>
-          <w:lang w:eastAsia="ru-RU"/>
-        </w:rPr>
-      </w:pPr>
-    </w:p>
-    <w:p>
-      <w:pPr>
-        <w:shd w:val="clear" w:color="auto" w:fill="FFFFFF"/>
-        <w:spacing w:after="120"/>
-        <w:ind w:firstLine="0"/>
+          <w:sz w:val="26"/>
+          <w:szCs w:val="26"/>
+        </w:rPr>
+      </w:pPr>
+    </w:p>
+    <w:p>
+      <w:pPr>
+        <w:ind w:right="-2" w:firstLine="0"/>
         <w:jc w:val="center"/>
         <w:rPr>
-          <w:rFonts w:eastAsia="Times New Roman" w:cs="Times New Roman"/>
-          <w:color w:val="000000"/>
-          <w:spacing w:val="4"/>
-          <w:szCs w:val="28"/>
-          <w:lang w:eastAsia="ru-RU"/>
-        </w:rPr>
-      </w:pPr>
-      <w:r>
-        <w:rPr>
-          <w:rFonts w:eastAsia="Times New Roman" w:cs="Times New Roman"/>
-          <w:color w:val="000000"/>
-          <w:spacing w:val="4"/>
-          <w:szCs w:val="28"/>
-          <w:lang w:eastAsia="ru-RU"/>
-        </w:rPr>
-        <w:t xml:space="preserve">Кафедра информатики и вычислительной техники </w:t>
+          <w:sz w:val="26"/>
+          <w:szCs w:val="26"/>
+        </w:rPr>
+      </w:pPr>
+      <w:r>
+        <w:rPr>
+          <w:sz w:val="26"/>
+          <w:szCs w:val="26"/>
+        </w:rPr>
+        <w:t>Кафедра информатики и вычислительной техники</w:t>
       </w:r>
     </w:p>
     <w:p>
@@ -443,232 +420,197 @@
     <w:p>
       <w:pPr>
         <w:tabs>
-          <w:tab w:val="left" w:pos="1484"/>
-          <w:tab w:val="left" w:pos="3402"/>
+          <w:tab w:val="left" w:pos="2268"/>
+          <w:tab w:val="left" w:pos="4395"/>
+          <w:tab w:val="left" w:pos="4962"/>
+          <w:tab w:val="left" w:pos="6804"/>
+          <w:tab w:val="left" w:pos="7088"/>
+          <w:tab w:val="left" w:pos="9356"/>
         </w:tabs>
         <w:ind w:firstLine="0"/>
-        <w:jc w:val="left"/>
-        <w:rPr>
-          <w:rFonts w:eastAsia="Times New Roman" w:cs="Times New Roman"/>
+        <w:rPr>
+          <w:szCs w:val="28"/>
+          <w:u w:val="single"/>
+          <w:lang w:eastAsia="ru-RU"/>
+        </w:rPr>
+      </w:pPr>
+      <w:r>
+        <w:rPr>
           <w:szCs w:val="28"/>
           <w:lang w:eastAsia="ru-RU"/>
         </w:rPr>
-      </w:pPr>
-    </w:p>
-    <w:p>
-      <w:pPr>
-        <w:tabs>
-          <w:tab w:val="left" w:pos="1484"/>
-          <w:tab w:val="left" w:pos="3402"/>
-        </w:tabs>
-        <w:ind w:firstLine="0"/>
-        <w:jc w:val="left"/>
-        <w:rPr>
-          <w:rFonts w:eastAsia="Times New Roman" w:cs="Times New Roman"/>
+        <w:t>Руководитель</w:t>
+      </w:r>
+      <w:r>
+        <w:rPr>
           <w:szCs w:val="28"/>
           <w:lang w:eastAsia="ru-RU"/>
         </w:rPr>
-      </w:pPr>
-    </w:p>
-    <w:p>
-      <w:pPr>
-        <w:tabs>
-          <w:tab w:val="left" w:pos="1484"/>
-          <w:tab w:val="left" w:pos="3402"/>
-        </w:tabs>
-        <w:ind w:firstLine="0"/>
-        <w:jc w:val="left"/>
-        <w:rPr>
-          <w:rFonts w:eastAsia="Times New Roman" w:cs="Times New Roman"/>
+        <w:tab/>
+      </w:r>
+      <w:r>
+        <w:rPr>
           <w:szCs w:val="28"/>
           <w:lang w:eastAsia="ru-RU"/>
         </w:rPr>
-      </w:pPr>
-    </w:p>
-    <w:p>
-      <w:pPr>
-        <w:tabs>
-          <w:tab w:val="left" w:pos="1484"/>
-          <w:tab w:val="left" w:pos="3402"/>
-        </w:tabs>
-        <w:ind w:firstLine="0"/>
-        <w:jc w:val="left"/>
-        <w:rPr>
-          <w:rFonts w:eastAsia="Times New Roman" w:cs="Times New Roman"/>
+        <w:tab/>
+      </w:r>
+      <w:r>
+        <w:rPr>
           <w:szCs w:val="28"/>
           <w:lang w:eastAsia="ru-RU"/>
         </w:rPr>
-      </w:pPr>
-    </w:p>
-    <w:p>
-      <w:pPr>
-        <w:tabs>
-          <w:tab w:val="left" w:pos="1484"/>
-          <w:tab w:val="left" w:pos="3402"/>
-        </w:tabs>
-        <w:ind w:firstLine="0"/>
-        <w:jc w:val="left"/>
-        <w:rPr>
-          <w:rFonts w:eastAsia="Times New Roman" w:cs="Times New Roman"/>
+        <w:tab/>
+      </w:r>
+      <w:r>
+        <w:rPr>
+          <w:szCs w:val="28"/>
+          <w:u w:val="single"/>
+          <w:lang w:eastAsia="ru-RU"/>
+        </w:rPr>
+        <w:tab/>
+      </w:r>
+      <w:r>
+        <w:rPr>
           <w:szCs w:val="28"/>
           <w:lang w:eastAsia="ru-RU"/>
         </w:rPr>
-      </w:pPr>
-    </w:p>
-    <w:p>
-      <w:pPr>
-        <w:tabs>
-          <w:tab w:val="left" w:pos="1484"/>
-          <w:tab w:val="left" w:pos="3402"/>
-        </w:tabs>
-        <w:ind w:left="4956" w:hanging="4950"/>
-        <w:jc w:val="left"/>
-        <w:rPr>
-          <w:rFonts w:eastAsia="Times New Roman" w:cs="Times New Roman"/>
-          <w:sz w:val="24"/>
-          <w:szCs w:val="24"/>
+        <w:tab/>
+      </w:r>
+      <w:r>
+        <w:rPr>
+          <w:szCs w:val="28"/>
+          <w:u w:val="single"/>
           <w:lang w:eastAsia="ru-RU"/>
         </w:rPr>
-      </w:pPr>
-      <w:r>
-        <w:rPr>
-          <w:rFonts w:eastAsia="Times New Roman" w:cs="Times New Roman"/>
-          <w:noProof/>
+        <w:t xml:space="preserve">  В.В. Тынченко</w:t>
+      </w:r>
+      <w:r>
+        <w:rPr>
+          <w:szCs w:val="28"/>
+          <w:u w:val="single"/>
+          <w:lang w:eastAsia="ru-RU"/>
+        </w:rPr>
+        <w:tab/>
+      </w:r>
+    </w:p>
+    <w:p>
+      <w:pPr>
+        <w:tabs>
+          <w:tab w:val="left" w:pos="1276"/>
+          <w:tab w:val="left" w:pos="5245"/>
+          <w:tab w:val="left" w:pos="7230"/>
+        </w:tabs>
+        <w:spacing w:after="120"/>
+        <w:ind w:firstLine="1"/>
+        <w:rPr>
+          <w:sz w:val="20"/>
+          <w:szCs w:val="20"/>
+          <w:lang w:eastAsia="ru-RU"/>
+        </w:rPr>
+      </w:pPr>
+      <w:r>
+        <w:rPr>
+          <w:sz w:val="20"/>
+          <w:szCs w:val="20"/>
+          <w:lang w:eastAsia="ru-RU"/>
+        </w:rPr>
+        <w:tab/>
+      </w:r>
+      <w:r>
+        <w:rPr>
+          <w:sz w:val="20"/>
+          <w:szCs w:val="20"/>
+          <w:lang w:eastAsia="ru-RU"/>
+        </w:rPr>
+        <w:tab/>
+        <w:t>подпись, дата</w:t>
+      </w:r>
+      <w:r>
+        <w:rPr>
+          <w:sz w:val="20"/>
+          <w:szCs w:val="20"/>
+          <w:lang w:eastAsia="ru-RU"/>
+        </w:rPr>
+        <w:tab/>
+        <w:t xml:space="preserve">инициалы, фамилия </w:t>
+      </w:r>
+    </w:p>
+    <w:p>
+      <w:pPr>
+        <w:spacing w:after="120"/>
+        <w:ind w:firstLine="0"/>
+        <w:rPr>
           <w:szCs w:val="28"/>
           <w:lang w:eastAsia="ru-RU"/>
         </w:rPr>
-        <mc:AlternateContent>
-          <mc:Choice Requires="wps">
-            <w:drawing>
-              <wp:anchor distT="0" distB="0" distL="114300" distR="114300" simplePos="0" relativeHeight="251686912" behindDoc="0" locked="0" layoutInCell="1" allowOverlap="1" wp14:anchorId="1B412248" wp14:editId="2CCCDD41">
-                <wp:simplePos x="0" y="0"/>
-                <wp:positionH relativeFrom="column">
-                  <wp:posOffset>2947670</wp:posOffset>
-                </wp:positionH>
-                <wp:positionV relativeFrom="paragraph">
-                  <wp:posOffset>191770</wp:posOffset>
-                </wp:positionV>
-                <wp:extent cx="1028700" cy="0"/>
-                <wp:effectExtent l="0" t="0" r="0" b="0"/>
-                <wp:wrapNone/>
-                <wp:docPr id="836875830" name="Прямая соединительная линия 836875830"/>
-                <wp:cNvGraphicFramePr/>
-                <a:graphic xmlns:a="http://schemas.openxmlformats.org/drawingml/2006/main">
-                  <a:graphicData uri="http://schemas.microsoft.com/office/word/2010/wordprocessingShape">
-                    <wps:wsp>
-                      <wps:cNvCnPr/>
-                      <wps:spPr>
-                        <a:xfrm>
-                          <a:off x="0" y="0"/>
-                          <a:ext cx="1028700" cy="0"/>
-                        </a:xfrm>
-                        <a:prstGeom prst="line">
-                          <a:avLst/>
-                        </a:prstGeom>
-                        <a:noFill/>
-                        <a:ln w="9525" cap="flat" cmpd="sng" algn="ctr">
-                          <a:solidFill>
-                            <a:sysClr val="windowText" lastClr="000000"/>
-                          </a:solidFill>
-                          <a:prstDash val="solid"/>
-                          <a:miter lim="800000"/>
-                        </a:ln>
-                        <a:effectLst/>
-                      </wps:spPr>
-                      <wps:bodyPr/>
-                    </wps:wsp>
-                  </a:graphicData>
-                </a:graphic>
-                <wp14:sizeRelH relativeFrom="margin">
-                  <wp14:pctWidth>0</wp14:pctWidth>
-                </wp14:sizeRelH>
-              </wp:anchor>
-            </w:drawing>
-          </mc:Choice>
-          <mc:Fallback>
-            <w:pict>
-              <v:line w14:anchorId="68C202AE" id="Прямая соединительная линия 836875830" o:spid="_x0000_s1026" style="position:absolute;z-index:251686912;visibility:visible;mso-wrap-style:square;mso-width-percent:0;mso-wrap-distance-left:9pt;mso-wrap-distance-top:0;mso-wrap-distance-right:9pt;mso-wrap-distance-bottom:0;mso-position-horizontal:absolute;mso-position-horizontal-relative:text;mso-position-vertical:absolute;mso-position-vertical-relative:text;mso-width-percent:0;mso-width-relative:margin" from="232.1pt,15.1pt" to="313.1pt,15.1pt" o:gfxdata="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" strokecolor="windowText">
-                <v:stroke joinstyle="miter"/>
-              </v:line>
-            </w:pict>
-          </mc:Fallback>
-        </mc:AlternateContent>
-      </w:r>
-      <w:r>
-        <w:rPr>
-          <w:rFonts w:eastAsia="Times New Roman" w:cs="Times New Roman"/>
-          <w:noProof/>
+      </w:pPr>
+    </w:p>
+    <w:p>
+      <w:pPr>
+        <w:tabs>
+          <w:tab w:val="left" w:pos="4820"/>
+          <w:tab w:val="left" w:pos="4962"/>
+          <w:tab w:val="left" w:pos="6804"/>
+          <w:tab w:val="left" w:pos="7088"/>
+          <w:tab w:val="left" w:pos="9356"/>
+        </w:tabs>
+        <w:ind w:firstLine="0"/>
+        <w:rPr>
+          <w:szCs w:val="28"/>
+          <w:u w:val="single"/>
+          <w:lang w:eastAsia="ru-RU"/>
+        </w:rPr>
+      </w:pPr>
+      <w:r>
+        <w:rPr>
           <w:szCs w:val="28"/>
           <w:lang w:eastAsia="ru-RU"/>
         </w:rPr>
-        <mc:AlternateContent>
-          <mc:Choice Requires="wps">
-            <w:drawing>
-              <wp:anchor distT="0" distB="0" distL="114300" distR="114300" simplePos="0" relativeHeight="251685888" behindDoc="0" locked="0" layoutInCell="1" allowOverlap="1" wp14:anchorId="4A50C9D3" wp14:editId="185B7ADF">
-                <wp:simplePos x="0" y="0"/>
-                <wp:positionH relativeFrom="column">
-                  <wp:posOffset>4490085</wp:posOffset>
-                </wp:positionH>
-                <wp:positionV relativeFrom="paragraph">
-                  <wp:posOffset>192809</wp:posOffset>
-                </wp:positionV>
-                <wp:extent cx="1435331" cy="0"/>
-                <wp:effectExtent l="0" t="0" r="0" b="0"/>
-                <wp:wrapNone/>
-                <wp:docPr id="1950867485" name="Прямая соединительная линия 1950867485"/>
-                <wp:cNvGraphicFramePr/>
-                <a:graphic xmlns:a="http://schemas.openxmlformats.org/drawingml/2006/main">
-                  <a:graphicData uri="http://schemas.microsoft.com/office/word/2010/wordprocessingShape">
-                    <wps:wsp>
-                      <wps:cNvCnPr/>
-                      <wps:spPr>
-                        <a:xfrm>
-                          <a:off x="0" y="0"/>
-                          <a:ext cx="1435331" cy="0"/>
-                        </a:xfrm>
-                        <a:prstGeom prst="line">
-                          <a:avLst/>
-                        </a:prstGeom>
-                        <a:noFill/>
-                        <a:ln w="9525" cap="flat" cmpd="sng" algn="ctr">
-                          <a:solidFill>
-                            <a:sysClr val="windowText" lastClr="000000"/>
-                          </a:solidFill>
-                          <a:prstDash val="solid"/>
-                          <a:miter lim="800000"/>
-                        </a:ln>
-                        <a:effectLst/>
-                      </wps:spPr>
-                      <wps:bodyPr/>
-                    </wps:wsp>
-                  </a:graphicData>
-                </a:graphic>
-                <wp14:sizeRelH relativeFrom="margin">
-                  <wp14:pctWidth>0</wp14:pctWidth>
-                </wp14:sizeRelH>
-              </wp:anchor>
-            </w:drawing>
-          </mc:Choice>
-          <mc:Fallback>
-            <w:pict>
-              <v:line w14:anchorId="7F7E1CCD" id="Прямая соединительная линия 1950867485" o:spid="_x0000_s1026" style="position:absolute;z-index:251685888;visibility:visible;mso-wrap-style:square;mso-width-percent:0;mso-wrap-distance-left:9pt;mso-wrap-distance-top:0;mso-wrap-distance-right:9pt;mso-wrap-distance-bottom:0;mso-position-horizontal:absolute;mso-position-horizontal-relative:text;mso-position-vertical:absolute;mso-position-vertical-relative:text;mso-width-percent:0;mso-width-relative:margin" from="353.55pt,15.2pt" to="466.55pt,15.2pt" o:gfxdata="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" strokecolor="windowText">
-                <v:stroke joinstyle="miter"/>
-              </v:line>
-            </w:pict>
-          </mc:Fallback>
-        </mc:AlternateContent>
-      </w:r>
-      <w:r>
-        <w:rPr>
-          <w:rFonts w:eastAsia="Times New Roman" w:cs="Times New Roman"/>
+        <w:t xml:space="preserve">Обучающийся </w:t>
+      </w:r>
+      <w:r>
+        <w:rPr>
+          <w:szCs w:val="28"/>
+          <w:u w:val="single"/>
+          <w:lang w:eastAsia="ru-RU"/>
+        </w:rPr>
+        <w:t xml:space="preserve"> БПИ24-02, 2415143</w:t>
+      </w:r>
+      <w:r>
+        <w:rPr>
+          <w:szCs w:val="28"/>
+          <w:u w:val="single"/>
+          <w:lang w:eastAsia="ru-RU"/>
+        </w:rPr>
+        <w:t>0</w:t>
+      </w:r>
+      <w:r>
+        <w:rPr>
+          <w:sz w:val="26"/>
+          <w:szCs w:val="26"/>
+          <w:u w:val="single"/>
+          <w:lang w:eastAsia="ru-RU"/>
+        </w:rPr>
+        <w:tab/>
+      </w:r>
+      <w:r>
+        <w:rPr>
           <w:szCs w:val="28"/>
           <w:lang w:eastAsia="ru-RU"/>
         </w:rPr>
-        <w:t xml:space="preserve">Руководитель                                       </w:t>
-      </w:r>
-      <w:r>
-        <w:rPr>
-          <w:rFonts w:eastAsia="Times New Roman" w:cs="Times New Roman"/>
+        <w:tab/>
+      </w:r>
+      <w:r>
+        <w:rPr>
+          <w:szCs w:val="28"/>
+          <w:u w:val="single"/>
+          <w:lang w:eastAsia="ru-RU"/>
+        </w:rPr>
+        <w:tab/>
+      </w:r>
+      <w:r>
+        <w:rPr>
           <w:szCs w:val="28"/>
           <w:lang w:eastAsia="ru-RU"/>
         </w:rPr>
@@ -676,554 +618,218 @@
       </w:r>
       <w:r>
         <w:rPr>
-          <w:rFonts w:eastAsia="Times New Roman" w:cs="Times New Roman"/>
+          <w:szCs w:val="28"/>
+          <w:u w:val="single"/>
+          <w:lang w:eastAsia="ru-RU"/>
+        </w:rPr>
+        <w:t xml:space="preserve">  </w:t>
+      </w:r>
+      <w:r>
+        <w:rPr>
+          <w:szCs w:val="28"/>
+          <w:u w:val="single"/>
+          <w:lang w:eastAsia="ru-RU"/>
+        </w:rPr>
+        <w:t>В.Т. Гордов</w:t>
+      </w:r>
+      <w:r>
+        <w:rPr>
+          <w:szCs w:val="28"/>
+          <w:u w:val="single"/>
+          <w:lang w:eastAsia="ru-RU"/>
+        </w:rPr>
+        <w:tab/>
+      </w:r>
+    </w:p>
+    <w:p>
+      <w:pPr>
+        <w:tabs>
+          <w:tab w:val="left" w:pos="1701"/>
+          <w:tab w:val="left" w:pos="5245"/>
+          <w:tab w:val="left" w:pos="7230"/>
+        </w:tabs>
+        <w:spacing w:after="120"/>
+        <w:ind w:firstLine="1"/>
+        <w:rPr>
+          <w:sz w:val="20"/>
+          <w:szCs w:val="20"/>
+          <w:lang w:eastAsia="ru-RU"/>
+        </w:rPr>
+      </w:pPr>
+      <w:r>
+        <w:rPr>
+          <w:sz w:val="20"/>
+          <w:szCs w:val="20"/>
+          <w:lang w:eastAsia="ru-RU"/>
+        </w:rPr>
+        <w:tab/>
+        <w:t>номер группы, зачетной книжки</w:t>
+      </w:r>
+      <w:r>
+        <w:rPr>
+          <w:sz w:val="20"/>
+          <w:szCs w:val="20"/>
+          <w:lang w:eastAsia="ru-RU"/>
+        </w:rPr>
+        <w:tab/>
+        <w:t>подпись, дата</w:t>
+      </w:r>
+      <w:r>
+        <w:rPr>
+          <w:sz w:val="20"/>
+          <w:szCs w:val="20"/>
+          <w:lang w:eastAsia="ru-RU"/>
+        </w:rPr>
+        <w:tab/>
+        <w:t xml:space="preserve">инициалы, фамилия </w:t>
+      </w:r>
+    </w:p>
+    <w:p>
+      <w:pPr>
+        <w:spacing w:after="120"/>
+        <w:ind w:firstLine="0"/>
+        <w:rPr>
           <w:szCs w:val="28"/>
           <w:lang w:eastAsia="ru-RU"/>
         </w:rPr>
-        <w:tab/>
-        <w:t xml:space="preserve">  </w:t>
-      </w:r>
-      <w:r>
-        <w:rPr>
-          <w:rFonts w:eastAsia="Times New Roman" w:cs="Times New Roman"/>
+      </w:pPr>
+    </w:p>
+    <w:p>
+      <w:pPr>
+        <w:spacing w:line="276" w:lineRule="auto"/>
+        <w:ind w:firstLine="0"/>
+        <w:rPr>
           <w:szCs w:val="28"/>
           <w:lang w:eastAsia="ru-RU"/>
         </w:rPr>
-        <w:t xml:space="preserve"> </w:t>
-      </w:r>
-      <w:r>
-        <w:rPr>
-          <w:rFonts w:eastAsia="Times New Roman" w:cs="Times New Roman"/>
+      </w:pPr>
+    </w:p>
+    <w:p>
+      <w:pPr>
+        <w:spacing w:line="276" w:lineRule="auto"/>
+        <w:ind w:firstLine="0"/>
+        <w:rPr>
           <w:szCs w:val="28"/>
           <w:lang w:eastAsia="ru-RU"/>
         </w:rPr>
-        <w:tab/>
-      </w:r>
-      <w:r>
-        <w:rPr>
-          <w:rFonts w:eastAsia="Times New Roman" w:cs="Times New Roman"/>
+      </w:pPr>
+    </w:p>
+    <w:p>
+      <w:pPr>
+        <w:spacing w:line="276" w:lineRule="auto"/>
+        <w:ind w:firstLine="0"/>
+        <w:rPr>
           <w:szCs w:val="28"/>
           <w:lang w:eastAsia="ru-RU"/>
         </w:rPr>
-        <w:tab/>
-        <w:t xml:space="preserve">  </w:t>
-      </w:r>
-      <w:r>
-        <w:rPr>
-          <w:rFonts w:eastAsia="Times New Roman" w:cs="Times New Roman"/>
+      </w:pPr>
+    </w:p>
+    <w:p>
+      <w:pPr>
+        <w:spacing w:line="276" w:lineRule="auto"/>
+        <w:ind w:firstLine="0"/>
+        <w:rPr>
           <w:szCs w:val="28"/>
           <w:lang w:eastAsia="ru-RU"/>
         </w:rPr>
-        <w:t>Тынченко.</w:t>
-      </w:r>
-      <w:r>
-        <w:rPr>
-          <w:rFonts w:eastAsia="Times New Roman" w:cs="Times New Roman"/>
+      </w:pPr>
+    </w:p>
+    <w:p>
+      <w:pPr>
+        <w:spacing w:line="276" w:lineRule="auto"/>
+        <w:ind w:firstLine="0"/>
+        <w:rPr>
           <w:szCs w:val="28"/>
           <w:lang w:eastAsia="ru-RU"/>
         </w:rPr>
-        <w:t xml:space="preserve"> В. В.</w:t>
-      </w:r>
-      <w:r>
-        <w:rPr>
-          <w:rFonts w:eastAsia="Times New Roman" w:cs="Times New Roman"/>
-          <w:sz w:val="24"/>
-          <w:szCs w:val="24"/>
-          <w:vertAlign w:val="superscript"/>
-          <w:lang w:eastAsia="ru-RU"/>
-        </w:rPr>
-        <w:t xml:space="preserve">                                                   </w:t>
-      </w:r>
-      <w:r>
-        <w:rPr>
-          <w:rFonts w:eastAsia="Times New Roman" w:cs="Times New Roman"/>
-          <w:sz w:val="24"/>
-          <w:szCs w:val="24"/>
-          <w:lang w:eastAsia="ru-RU"/>
-        </w:rPr>
-        <w:t xml:space="preserve">        </w:t>
-      </w:r>
-      <w:r>
-        <w:rPr>
-          <w:rFonts w:eastAsia="Times New Roman" w:cs="Times New Roman"/>
-          <w:sz w:val="24"/>
-          <w:szCs w:val="24"/>
-          <w:lang w:eastAsia="ru-RU"/>
-        </w:rPr>
-        <w:t xml:space="preserve">             </w:t>
-      </w:r>
-      <w:r>
-        <w:rPr>
-          <w:rFonts w:eastAsia="Times New Roman" w:cs="Times New Roman"/>
-          <w:sz w:val="24"/>
-          <w:szCs w:val="24"/>
-          <w:vertAlign w:val="superscript"/>
-          <w:lang w:eastAsia="ru-RU"/>
-        </w:rPr>
-        <w:t>подпись, дата</w:t>
-      </w:r>
-      <w:r>
-        <w:rPr>
-          <w:rFonts w:eastAsia="Times New Roman" w:cs="Times New Roman"/>
-          <w:sz w:val="24"/>
-          <w:szCs w:val="24"/>
-          <w:vertAlign w:val="superscript"/>
-          <w:lang w:eastAsia="ru-RU"/>
-        </w:rPr>
-        <w:t xml:space="preserve">                                         </w:t>
-      </w:r>
-      <w:r>
-        <w:rPr>
-          <w:rFonts w:eastAsia="Times New Roman" w:cs="Times New Roman"/>
-          <w:sz w:val="24"/>
-          <w:szCs w:val="24"/>
-          <w:vertAlign w:val="superscript"/>
-          <w:lang w:eastAsia="ru-RU"/>
-        </w:rPr>
-        <w:t>инициалы, фамилия</w:t>
-      </w:r>
-    </w:p>
-    <w:p>
-      <w:pPr>
-        <w:tabs>
-          <w:tab w:val="left" w:pos="1484"/>
-          <w:tab w:val="left" w:pos="3402"/>
-        </w:tabs>
+      </w:pPr>
+    </w:p>
+    <w:p>
+      <w:pPr>
+        <w:spacing w:line="276" w:lineRule="auto"/>
         <w:ind w:firstLine="0"/>
         <w:rPr>
-          <w:rFonts w:eastAsia="Times New Roman" w:cs="Times New Roman"/>
           <w:szCs w:val="28"/>
           <w:lang w:eastAsia="ru-RU"/>
         </w:rPr>
       </w:pPr>
-      <w:r>
-        <w:rPr>
-          <w:rFonts w:eastAsia="Times New Roman" w:cs="Times New Roman"/>
-          <w:noProof/>
+    </w:p>
+    <w:p>
+      <w:pPr>
+        <w:spacing w:line="276" w:lineRule="auto"/>
+        <w:ind w:firstLine="0"/>
+        <w:rPr>
           <w:szCs w:val="28"/>
           <w:lang w:eastAsia="ru-RU"/>
         </w:rPr>
-        <mc:AlternateContent>
-          <mc:Choice Requires="wps">
-            <w:drawing>
-              <wp:anchor distT="0" distB="0" distL="114300" distR="114300" simplePos="0" relativeHeight="251687936" behindDoc="0" locked="0" layoutInCell="1" allowOverlap="1" wp14:anchorId="088580FA" wp14:editId="04B1A0A2">
-                <wp:simplePos x="0" y="0"/>
-                <wp:positionH relativeFrom="column">
-                  <wp:posOffset>2943225</wp:posOffset>
-                </wp:positionH>
-                <wp:positionV relativeFrom="paragraph">
-                  <wp:posOffset>180975</wp:posOffset>
-                </wp:positionV>
-                <wp:extent cx="1028700" cy="0"/>
-                <wp:effectExtent l="0" t="0" r="0" b="0"/>
-                <wp:wrapNone/>
-                <wp:docPr id="1379513840" name="Прямая соединительная линия 1379513840"/>
-                <wp:cNvGraphicFramePr/>
-                <a:graphic xmlns:a="http://schemas.openxmlformats.org/drawingml/2006/main">
-                  <a:graphicData uri="http://schemas.microsoft.com/office/word/2010/wordprocessingShape">
-                    <wps:wsp>
-                      <wps:cNvCnPr/>
-                      <wps:spPr>
-                        <a:xfrm>
-                          <a:off x="0" y="0"/>
-                          <a:ext cx="1028700" cy="0"/>
-                        </a:xfrm>
-                        <a:prstGeom prst="line">
-                          <a:avLst/>
-                        </a:prstGeom>
-                        <a:noFill/>
-                        <a:ln w="9525" cap="flat" cmpd="sng" algn="ctr">
-                          <a:solidFill>
-                            <a:sysClr val="windowText" lastClr="000000"/>
-                          </a:solidFill>
-                          <a:prstDash val="solid"/>
-                          <a:miter lim="800000"/>
-                        </a:ln>
-                        <a:effectLst/>
-                      </wps:spPr>
-                      <wps:bodyPr/>
-                    </wps:wsp>
-                  </a:graphicData>
-                </a:graphic>
-                <wp14:sizeRelH relativeFrom="margin">
-                  <wp14:pctWidth>0</wp14:pctWidth>
-                </wp14:sizeRelH>
-              </wp:anchor>
-            </w:drawing>
-          </mc:Choice>
-          <mc:Fallback>
-            <w:pict>
-              <v:line w14:anchorId="79191DD4" id="Прямая соединительная линия 1379513840" o:spid="_x0000_s1026" style="position:absolute;z-index:251687936;visibility:visible;mso-wrap-style:square;mso-width-percent:0;mso-wrap-distance-left:9pt;mso-wrap-distance-top:0;mso-wrap-distance-right:9pt;mso-wrap-distance-bottom:0;mso-position-horizontal:absolute;mso-position-horizontal-relative:text;mso-position-vertical:absolute;mso-position-vertical-relative:text;mso-width-percent:0;mso-width-relative:margin" from="231.75pt,14.25pt" to="312.75pt,14.25pt" o:gfxdata="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" strokecolor="windowText">
-                <v:stroke joinstyle="miter"/>
-              </v:line>
-            </w:pict>
-          </mc:Fallback>
-        </mc:AlternateContent>
-      </w:r>
-      <w:r>
-        <w:rPr>
-          <w:rFonts w:eastAsia="Times New Roman" w:cs="Times New Roman"/>
+      </w:pPr>
+    </w:p>
+    <w:p>
+      <w:pPr>
+        <w:spacing w:line="276" w:lineRule="auto"/>
+        <w:ind w:firstLine="0"/>
+        <w:rPr>
           <w:szCs w:val="28"/>
           <w:lang w:eastAsia="ru-RU"/>
         </w:rPr>
-        <w:t>Обучающийся</w:t>
-      </w:r>
-      <w:r>
-        <w:rPr>
-          <w:rFonts w:eastAsia="Times New Roman" w:cs="Times New Roman"/>
+      </w:pPr>
+    </w:p>
+    <w:p>
+      <w:pPr>
+        <w:spacing w:line="276" w:lineRule="auto"/>
+        <w:ind w:firstLine="0"/>
+        <w:rPr>
           <w:szCs w:val="28"/>
           <w:lang w:eastAsia="ru-RU"/>
         </w:rPr>
-        <w:t xml:space="preserve"> </w:t>
-      </w:r>
-      <w:r>
-        <w:rPr>
-          <w:rFonts w:eastAsia="Times New Roman" w:cs="Times New Roman"/>
+      </w:pPr>
+    </w:p>
+    <w:p>
+      <w:pPr>
+        <w:ind w:firstLine="0"/>
+        <w:jc w:val="center"/>
+        <w:rPr>
           <w:szCs w:val="28"/>
           <w:lang w:eastAsia="ru-RU"/>
         </w:rPr>
-        <w:t xml:space="preserve">   </w:t>
-      </w:r>
-      <w:r>
-        <w:rPr>
-          <w:rFonts w:eastAsia="Times New Roman" w:cs="Times New Roman"/>
-          <w:sz w:val="24"/>
-          <w:szCs w:val="24"/>
-          <w:u w:val="single"/>
-          <w:lang w:eastAsia="ru-RU"/>
-        </w:rPr>
-        <w:t>БПИ24-02, 24151430</w:t>
-      </w:r>
-      <w:r>
-        <w:rPr>
-          <w:rFonts w:eastAsia="Times New Roman" w:cs="Times New Roman"/>
+        <w:sectPr>
+          <w:footerReference w:type="even" r:id="rId8"/>
+          <w:footerReference w:type="default" r:id="rId9"/>
+          <w:pgSz w:w="11906" w:h="16838"/>
+          <w:pgMar w:top="1134" w:right="851" w:bottom="1134" w:left="1418" w:header="567" w:footer="567" w:gutter="0"/>
+          <w:cols w:space="720"/>
+          <w:titlePg/>
+        </w:sectPr>
+      </w:pPr>
+      <w:r>
+        <w:rPr>
+          <w:color w:val="000000"/>
+          <w:spacing w:val="4"/>
           <w:szCs w:val="28"/>
           <w:lang w:eastAsia="ru-RU"/>
         </w:rPr>
-        <w:tab/>
-      </w:r>
-      <w:r>
-        <w:rPr>
-          <w:rFonts w:eastAsia="Times New Roman" w:cs="Times New Roman"/>
+        <w:t xml:space="preserve">Красноярск </w:t>
+      </w:r>
+      <w:r>
+        <w:rPr>
           <w:szCs w:val="28"/>
           <w:lang w:eastAsia="ru-RU"/>
         </w:rPr>
-        <w:tab/>
-        <w:t xml:space="preserve">            </w:t>
-      </w:r>
-      <w:r>
-        <w:rPr>
-          <w:rFonts w:eastAsia="Times New Roman" w:cs="Times New Roman"/>
+        <w:t>202</w:t>
+      </w:r>
+      <w:r>
+        <w:rPr>
           <w:szCs w:val="28"/>
           <w:lang w:eastAsia="ru-RU"/>
         </w:rPr>
-        <w:t xml:space="preserve"> </w:t>
-      </w:r>
-      <w:r>
-        <w:rPr>
-          <w:rFonts w:eastAsia="Times New Roman" w:cs="Times New Roman"/>
+        <w:t>5</w:t>
+      </w:r>
+      <w:r>
+        <w:rPr>
           <w:szCs w:val="28"/>
           <w:lang w:eastAsia="ru-RU"/>
         </w:rPr>
-        <w:tab/>
-      </w:r>
-      <w:r>
-        <w:rPr>
-          <w:rFonts w:eastAsia="Times New Roman" w:cs="Times New Roman"/>
-          <w:szCs w:val="28"/>
-          <w:lang w:eastAsia="ru-RU"/>
-        </w:rPr>
-        <w:tab/>
-        <w:t xml:space="preserve">      </w:t>
-      </w:r>
-      <w:r>
-        <w:rPr>
-          <w:rFonts w:eastAsia="Times New Roman" w:cs="Times New Roman"/>
-          <w:szCs w:val="28"/>
-          <w:lang w:eastAsia="ru-RU"/>
-        </w:rPr>
-        <w:t>Гордов В. Т.</w:t>
-      </w:r>
-    </w:p>
-    <w:p>
-      <w:pPr>
-        <w:tabs>
-          <w:tab w:val="left" w:pos="1484"/>
-          <w:tab w:val="left" w:pos="3402"/>
-        </w:tabs>
-        <w:ind w:firstLine="0"/>
-        <w:jc w:val="left"/>
-        <w:rPr>
-          <w:rFonts w:eastAsia="Times New Roman" w:cs="Times New Roman"/>
-          <w:sz w:val="24"/>
-          <w:szCs w:val="24"/>
-          <w:lang w:eastAsia="ru-RU"/>
-        </w:rPr>
-      </w:pPr>
-      <w:r>
-        <w:rPr>
-          <w:rFonts w:eastAsia="Times New Roman" w:cs="Times New Roman"/>
-          <w:noProof/>
-          <w:szCs w:val="28"/>
-          <w:lang w:eastAsia="ru-RU"/>
-        </w:rPr>
-        <mc:AlternateContent>
-          <mc:Choice Requires="wps">
-            <w:drawing>
-              <wp:anchor distT="0" distB="0" distL="114300" distR="114300" simplePos="0" relativeHeight="251684864" behindDoc="0" locked="0" layoutInCell="1" allowOverlap="1" wp14:anchorId="2D6C27F7" wp14:editId="294602A7">
-                <wp:simplePos x="0" y="0"/>
-                <wp:positionH relativeFrom="column">
-                  <wp:posOffset>4491355</wp:posOffset>
-                </wp:positionH>
-                <wp:positionV relativeFrom="paragraph">
-                  <wp:posOffset>-17145</wp:posOffset>
-                </wp:positionV>
-                <wp:extent cx="1435331" cy="0"/>
-                <wp:effectExtent l="0" t="0" r="0" b="0"/>
-                <wp:wrapNone/>
-                <wp:docPr id="1020996117" name="Прямая соединительная линия 1020996117"/>
-                <wp:cNvGraphicFramePr/>
-                <a:graphic xmlns:a="http://schemas.openxmlformats.org/drawingml/2006/main">
-                  <a:graphicData uri="http://schemas.microsoft.com/office/word/2010/wordprocessingShape">
-                    <wps:wsp>
-                      <wps:cNvCnPr/>
-                      <wps:spPr>
-                        <a:xfrm>
-                          <a:off x="0" y="0"/>
-                          <a:ext cx="1435331" cy="0"/>
-                        </a:xfrm>
-                        <a:prstGeom prst="line">
-                          <a:avLst/>
-                        </a:prstGeom>
-                        <a:noFill/>
-                        <a:ln w="9525" cap="flat" cmpd="sng" algn="ctr">
-                          <a:solidFill>
-                            <a:sysClr val="windowText" lastClr="000000"/>
-                          </a:solidFill>
-                          <a:prstDash val="solid"/>
-                          <a:miter lim="800000"/>
-                        </a:ln>
-                        <a:effectLst/>
-                      </wps:spPr>
-                      <wps:bodyPr/>
-                    </wps:wsp>
-                  </a:graphicData>
-                </a:graphic>
-                <wp14:sizeRelH relativeFrom="margin">
-                  <wp14:pctWidth>0</wp14:pctWidth>
-                </wp14:sizeRelH>
-              </wp:anchor>
-            </w:drawing>
-          </mc:Choice>
-          <mc:Fallback>
-            <w:pict>
-              <v:line w14:anchorId="6861EC1C" id="Прямая соединительная линия 1020996117" o:spid="_x0000_s1026" style="position:absolute;z-index:251684864;visibility:visible;mso-wrap-style:square;mso-width-percent:0;mso-wrap-distance-left:9pt;mso-wrap-distance-top:0;mso-wrap-distance-right:9pt;mso-wrap-distance-bottom:0;mso-position-horizontal:absolute;mso-position-horizontal-relative:text;mso-position-vertical:absolute;mso-position-vertical-relative:text;mso-width-percent:0;mso-width-relative:margin" from="353.65pt,-1.35pt" to="466.65pt,-1.35pt" o:gfxdata="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" strokecolor="windowText">
-                <v:stroke joinstyle="miter"/>
-              </v:line>
-            </w:pict>
-          </mc:Fallback>
-        </mc:AlternateContent>
-      </w:r>
-      <w:r>
-        <w:rPr>
-          <w:rFonts w:eastAsia="Times New Roman" w:cs="Times New Roman"/>
-          <w:sz w:val="24"/>
-          <w:szCs w:val="24"/>
-          <w:lang w:eastAsia="ru-RU"/>
-        </w:rPr>
-        <w:t xml:space="preserve">                                 </w:t>
-      </w:r>
-      <w:r>
-        <w:rPr>
-          <w:rFonts w:eastAsia="Times New Roman" w:cs="Times New Roman"/>
-          <w:sz w:val="24"/>
-          <w:szCs w:val="24"/>
-          <w:vertAlign w:val="superscript"/>
-          <w:lang w:eastAsia="ru-RU"/>
-        </w:rPr>
-        <w:t>номер группы, зачетной книжки</w:t>
-      </w:r>
-      <w:r>
-        <w:rPr>
-          <w:rFonts w:eastAsia="Times New Roman" w:cs="Times New Roman"/>
-          <w:sz w:val="24"/>
-          <w:szCs w:val="24"/>
-          <w:lang w:eastAsia="ru-RU"/>
-        </w:rPr>
-        <w:t xml:space="preserve">     </w:t>
-      </w:r>
-      <w:r>
-        <w:rPr>
-          <w:rFonts w:eastAsia="Times New Roman" w:cs="Times New Roman"/>
-          <w:sz w:val="24"/>
-          <w:szCs w:val="24"/>
-          <w:lang w:eastAsia="ru-RU"/>
-        </w:rPr>
-        <w:tab/>
-      </w:r>
-      <w:r>
-        <w:rPr>
-          <w:rFonts w:eastAsia="Times New Roman" w:cs="Times New Roman"/>
-          <w:sz w:val="24"/>
-          <w:szCs w:val="24"/>
-          <w:vertAlign w:val="superscript"/>
-          <w:lang w:eastAsia="ru-RU"/>
-        </w:rPr>
-        <w:t>подпись, дата</w:t>
-      </w:r>
-      <w:r>
-        <w:rPr>
-          <w:rFonts w:eastAsia="Times New Roman" w:cs="Times New Roman"/>
-          <w:sz w:val="24"/>
-          <w:szCs w:val="24"/>
-          <w:lang w:eastAsia="ru-RU"/>
-        </w:rPr>
-        <w:t xml:space="preserve">                          </w:t>
-      </w:r>
-      <w:r>
-        <w:rPr>
-          <w:rFonts w:eastAsia="Times New Roman" w:cs="Times New Roman"/>
-          <w:sz w:val="24"/>
-          <w:szCs w:val="24"/>
-          <w:lang w:eastAsia="ru-RU"/>
-        </w:rPr>
-        <w:t xml:space="preserve"> </w:t>
-      </w:r>
-      <w:r>
-        <w:rPr>
-          <w:rFonts w:eastAsia="Times New Roman" w:cs="Times New Roman"/>
-          <w:sz w:val="24"/>
-          <w:szCs w:val="24"/>
-          <w:vertAlign w:val="superscript"/>
-          <w:lang w:eastAsia="ru-RU"/>
-        </w:rPr>
-        <w:t>инициалы, фамилия</w:t>
-      </w:r>
-    </w:p>
-    <w:p>
-      <w:pPr>
-        <w:tabs>
-          <w:tab w:val="left" w:pos="3402"/>
-        </w:tabs>
-        <w:ind w:firstLine="0"/>
-        <w:jc w:val="left"/>
-        <w:rPr>
-          <w:rFonts w:eastAsia="Times New Roman" w:cs="Times New Roman"/>
-          <w:szCs w:val="28"/>
-          <w:lang w:eastAsia="ru-RU"/>
-        </w:rPr>
-      </w:pPr>
-    </w:p>
-    <w:p>
-      <w:pPr>
-        <w:tabs>
-          <w:tab w:val="left" w:pos="1484"/>
-          <w:tab w:val="left" w:pos="3402"/>
-        </w:tabs>
-        <w:ind w:firstLine="0"/>
-        <w:jc w:val="left"/>
-        <w:rPr>
-          <w:rFonts w:eastAsia="Times New Roman" w:cs="Times New Roman"/>
-          <w:szCs w:val="28"/>
-          <w:lang w:eastAsia="ru-RU"/>
-        </w:rPr>
-      </w:pPr>
-    </w:p>
-    <w:p>
-      <w:pPr>
-        <w:tabs>
-          <w:tab w:val="left" w:pos="1484"/>
-          <w:tab w:val="left" w:pos="3402"/>
-        </w:tabs>
-        <w:ind w:firstLine="0"/>
-        <w:jc w:val="left"/>
-        <w:rPr>
-          <w:rFonts w:eastAsia="Times New Roman" w:cs="Times New Roman"/>
-          <w:szCs w:val="28"/>
-          <w:lang w:eastAsia="ru-RU"/>
-        </w:rPr>
-      </w:pPr>
-    </w:p>
-    <w:p>
-      <w:pPr>
-        <w:tabs>
-          <w:tab w:val="left" w:pos="1484"/>
-          <w:tab w:val="left" w:pos="3402"/>
-        </w:tabs>
-        <w:ind w:firstLine="0"/>
-        <w:jc w:val="left"/>
-        <w:rPr>
-          <w:rFonts w:eastAsia="Times New Roman" w:cs="Times New Roman"/>
-          <w:szCs w:val="28"/>
-          <w:lang w:eastAsia="ru-RU"/>
-        </w:rPr>
-      </w:pPr>
-    </w:p>
-    <w:p>
-      <w:pPr>
-        <w:tabs>
-          <w:tab w:val="left" w:pos="1484"/>
-          <w:tab w:val="left" w:pos="3402"/>
-        </w:tabs>
-        <w:ind w:firstLine="0"/>
-        <w:jc w:val="left"/>
-        <w:rPr>
-          <w:rFonts w:eastAsia="Times New Roman" w:cs="Times New Roman"/>
-          <w:szCs w:val="28"/>
-          <w:lang w:eastAsia="ru-RU"/>
-        </w:rPr>
-      </w:pPr>
-    </w:p>
-    <w:p>
-      <w:pPr>
-        <w:tabs>
-          <w:tab w:val="left" w:pos="1484"/>
-          <w:tab w:val="left" w:pos="3402"/>
-        </w:tabs>
-        <w:ind w:firstLine="0"/>
-        <w:jc w:val="left"/>
-        <w:rPr>
-          <w:rFonts w:eastAsia="Times New Roman" w:cs="Times New Roman"/>
-          <w:szCs w:val="28"/>
-          <w:lang w:eastAsia="ru-RU"/>
-        </w:rPr>
-      </w:pPr>
-    </w:p>
-    <w:p>
-      <w:pPr>
-        <w:spacing w:after="120"/>
-        <w:ind w:firstLine="0"/>
-        <w:jc w:val="center"/>
-        <w:rPr>
-          <w:rFonts w:eastAsia="Times New Roman" w:cs="Times New Roman"/>
-          <w:b/>
-          <w:sz w:val="22"/>
-          <w:lang w:eastAsia="ru-RU"/>
-        </w:rPr>
-        <w:sectPr>
-          <w:footerReference w:type="default" r:id="rId8"/>
-          <w:pgSz w:w="11906" w:h="16838" w:code="9"/>
-          <w:pgMar w:top="1134" w:right="851" w:bottom="1134" w:left="1418" w:header="709" w:footer="709" w:gutter="0"/>
-          <w:cols w:space="708"/>
-          <w:titlePg/>
-          <w:docGrid w:linePitch="381"/>
-        </w:sectPr>
-      </w:pPr>
-      <w:r>
-        <w:rPr>
-          <w:rFonts w:eastAsia="Times New Roman" w:cs="Times New Roman"/>
-          <w:szCs w:val="28"/>
-          <w:lang w:eastAsia="ru-RU"/>
-        </w:rPr>
-        <w:t>Красноярск 202</w:t>
-      </w:r>
-      <w:r>
-        <w:rPr>
-          <w:rFonts w:eastAsia="Times New Roman" w:cs="Times New Roman"/>
-          <w:szCs w:val="28"/>
-          <w:lang w:eastAsia="ru-RU"/>
-        </w:rPr>
-        <w:t>5</w:t>
+        <w:t xml:space="preserve"> г.</w:t>
       </w:r>
     </w:p>
     <w:p>
@@ -1516,7 +1122,7 @@
                     </wp:anchor>
                   </w:drawing>
                 </mc:Choice>
-                <mc:Fallback>
+                <mc:Fallback xmlns:w16se="http://schemas.microsoft.com/office/word/2015/wordml/symex" xmlns:w16sdtfl="http://schemas.microsoft.com/office/word/2024/wordml/sdtformatlock" xmlns:w16sdtdh="http://schemas.microsoft.com/office/word/2020/wordml/sdtdatahash" xmlns:w16du="http://schemas.microsoft.com/office/word/2023/wordml/word16du" xmlns:w16="http://schemas.microsoft.com/office/word/2018/wordml" xmlns:w16cid="http://schemas.microsoft.com/office/word/2016/wordml/cid" xmlns:w16cex="http://schemas.microsoft.com/office/word/2018/wordml/cex" xmlns:oel="http://schemas.microsoft.com/office/2019/extlst" xmlns:am3d="http://schemas.microsoft.com/office/drawing/2017/model3d" xmlns:aink="http://schemas.microsoft.com/office/drawing/2016/ink" xmlns:cx8="http://schemas.microsoft.com/office/drawing/2016/5/14/chartex" xmlns:cx7="http://schemas.microsoft.com/office/drawing/2016/5/13/chartex" xmlns:cx6="http://schemas.microsoft.com/office/drawing/2016/5/12/chartex" xmlns:cx5="http://schemas.microsoft.com/office/drawing/2016/5/11/chartex" xmlns:cx4="http://schemas.microsoft.com/office/drawing/2016/5/10/chartex" xmlns:cx3="http://schemas.microsoft.com/office/drawing/2016/5/9/chartex" xmlns:cx2="http://schemas.microsoft.com/office/drawing/2015/10/21/chartex" xmlns:cx1="http://schemas.microsoft.com/office/drawing/2015/9/8/chartex" xmlns:cx="http://schemas.microsoft.com/office/drawing/2014/chartex">
                   <w:pict>
                     <v:line w14:anchorId="3DD972C1" id="Прямая соединительная линия 1254853673" o:spid="_x0000_s1026" style="position:absolute;flip:y;z-index:251694080;visibility:visible;mso-wrap-style:square;mso-width-percent:0;mso-height-percent:0;mso-wrap-distance-left:9pt;mso-wrap-distance-top:0;mso-wrap-distance-right:9pt;mso-wrap-distance-bottom:0;mso-position-horizontal:absolute;mso-position-horizontal-relative:text;mso-position-vertical:absolute;mso-position-vertical-relative:text;mso-width-percent:0;mso-height-percent:0;mso-width-relative:margin;mso-height-relative:margin" from="102.55pt,15.6pt" to="482.85pt,15.6pt" o:gfxdata="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" strokecolor="windowText">
                       <v:stroke joinstyle="miter"/>
@@ -1610,7 +1216,7 @@
                     </wp:anchor>
                   </w:drawing>
                 </mc:Choice>
-                <mc:Fallback>
+                <mc:Fallback xmlns:w16se="http://schemas.microsoft.com/office/word/2015/wordml/symex" xmlns:w16sdtfl="http://schemas.microsoft.com/office/word/2024/wordml/sdtformatlock" xmlns:w16sdtdh="http://schemas.microsoft.com/office/word/2020/wordml/sdtdatahash" xmlns:w16du="http://schemas.microsoft.com/office/word/2023/wordml/word16du" xmlns:w16="http://schemas.microsoft.com/office/word/2018/wordml" xmlns:w16cid="http://schemas.microsoft.com/office/word/2016/wordml/cid" xmlns:w16cex="http://schemas.microsoft.com/office/word/2018/wordml/cex" xmlns:oel="http://schemas.microsoft.com/office/2019/extlst" xmlns:am3d="http://schemas.microsoft.com/office/drawing/2017/model3d" xmlns:aink="http://schemas.microsoft.com/office/drawing/2016/ink" xmlns:cx8="http://schemas.microsoft.com/office/drawing/2016/5/14/chartex" xmlns:cx7="http://schemas.microsoft.com/office/drawing/2016/5/13/chartex" xmlns:cx6="http://schemas.microsoft.com/office/drawing/2016/5/12/chartex" xmlns:cx5="http://schemas.microsoft.com/office/drawing/2016/5/11/chartex" xmlns:cx4="http://schemas.microsoft.com/office/drawing/2016/5/10/chartex" xmlns:cx3="http://schemas.microsoft.com/office/drawing/2016/5/9/chartex" xmlns:cx2="http://schemas.microsoft.com/office/drawing/2015/10/21/chartex" xmlns:cx1="http://schemas.microsoft.com/office/drawing/2015/9/8/chartex" xmlns:cx="http://schemas.microsoft.com/office/drawing/2014/chartex">
                   <w:pict>
                     <v:line w14:anchorId="41D1240C" id="Прямая соединительная линия 616436569" o:spid="_x0000_s1026" style="position:absolute;flip:y;z-index:251695104;visibility:visible;mso-wrap-style:square;mso-width-percent:0;mso-height-percent:0;mso-wrap-distance-left:9pt;mso-wrap-distance-top:0;mso-wrap-distance-right:9pt;mso-wrap-distance-bottom:0;mso-position-horizontal:absolute;mso-position-horizontal-relative:text;mso-position-vertical:absolute;mso-position-vertical-relative:text;mso-width-percent:0;mso-height-percent:0;mso-width-relative:margin;mso-height-relative:margin" from="1.35pt,16pt" to="483.25pt,16pt" o:gfxdata="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" strokecolor="windowText">
                       <v:stroke joinstyle="miter"/>
@@ -1702,7 +1308,7 @@
                     </wp:anchor>
                   </w:drawing>
                 </mc:Choice>
-                <mc:Fallback>
+                <mc:Fallback xmlns:w16se="http://schemas.microsoft.com/office/word/2015/wordml/symex" xmlns:w16sdtfl="http://schemas.microsoft.com/office/word/2024/wordml/sdtformatlock" xmlns:w16sdtdh="http://schemas.microsoft.com/office/word/2020/wordml/sdtdatahash" xmlns:w16du="http://schemas.microsoft.com/office/word/2023/wordml/word16du" xmlns:w16="http://schemas.microsoft.com/office/word/2018/wordml" xmlns:w16cid="http://schemas.microsoft.com/office/word/2016/wordml/cid" xmlns:w16cex="http://schemas.microsoft.com/office/word/2018/wordml/cex" xmlns:oel="http://schemas.microsoft.com/office/2019/extlst" xmlns:am3d="http://schemas.microsoft.com/office/drawing/2017/model3d" xmlns:aink="http://schemas.microsoft.com/office/drawing/2016/ink" xmlns:cx8="http://schemas.microsoft.com/office/drawing/2016/5/14/chartex" xmlns:cx7="http://schemas.microsoft.com/office/drawing/2016/5/13/chartex" xmlns:cx6="http://schemas.microsoft.com/office/drawing/2016/5/12/chartex" xmlns:cx5="http://schemas.microsoft.com/office/drawing/2016/5/11/chartex" xmlns:cx4="http://schemas.microsoft.com/office/drawing/2016/5/10/chartex" xmlns:cx3="http://schemas.microsoft.com/office/drawing/2016/5/9/chartex" xmlns:cx2="http://schemas.microsoft.com/office/drawing/2015/10/21/chartex" xmlns:cx1="http://schemas.microsoft.com/office/drawing/2015/9/8/chartex" xmlns:cx="http://schemas.microsoft.com/office/drawing/2014/chartex">
                   <w:pict>
                     <v:line w14:anchorId="496BDC64" id="Прямая соединительная линия 1880263918" o:spid="_x0000_s1026" style="position:absolute;z-index:251693056;visibility:visible;mso-wrap-style:square;mso-width-percent:0;mso-height-percent:0;mso-wrap-distance-left:9pt;mso-wrap-distance-top:0;mso-wrap-distance-right:9pt;mso-wrap-distance-bottom:0;mso-position-horizontal:absolute;mso-position-horizontal-relative:text;mso-position-vertical:absolute;mso-position-vertical-relative:text;mso-width-percent:0;mso-height-percent:0;mso-width-relative:margin;mso-height-relative:margin" from="199.75pt,14.45pt" to="300.45pt,14.45pt" o:gfxdata="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" strokecolor="windowText">
                       <v:stroke joinstyle="miter"/>
@@ -1718,6 +1324,14 @@
                 <w:lang w:eastAsia="ru-RU"/>
               </w:rPr>
               <w:t>2. Срок сдачи студентом работы</w:t>
+            </w:r>
+            <w:r>
+              <w:rPr>
+                <w:rFonts w:eastAsia="Times New Roman" w:cs="Times New Roman"/>
+                <w:szCs w:val="28"/>
+                <w:lang w:eastAsia="ru-RU"/>
+              </w:rPr>
+              <w:t xml:space="preserve">         30.12.25</w:t>
             </w:r>
           </w:p>
         </w:tc>
@@ -1820,7 +1434,7 @@
                     </wp:anchor>
                   </w:drawing>
                 </mc:Choice>
-                <mc:Fallback>
+                <mc:Fallback xmlns:w16se="http://schemas.microsoft.com/office/word/2015/wordml/symex" xmlns:w16sdtfl="http://schemas.microsoft.com/office/word/2024/wordml/sdtformatlock" xmlns:w16sdtdh="http://schemas.microsoft.com/office/word/2020/wordml/sdtdatahash" xmlns:w16du="http://schemas.microsoft.com/office/word/2023/wordml/word16du" xmlns:w16="http://schemas.microsoft.com/office/word/2018/wordml" xmlns:w16cid="http://schemas.microsoft.com/office/word/2016/wordml/cid" xmlns:w16cex="http://schemas.microsoft.com/office/word/2018/wordml/cex" xmlns:oel="http://schemas.microsoft.com/office/2019/extlst" xmlns:am3d="http://schemas.microsoft.com/office/drawing/2017/model3d" xmlns:aink="http://schemas.microsoft.com/office/drawing/2016/ink" xmlns:cx8="http://schemas.microsoft.com/office/drawing/2016/5/14/chartex" xmlns:cx7="http://schemas.microsoft.com/office/drawing/2016/5/13/chartex" xmlns:cx6="http://schemas.microsoft.com/office/drawing/2016/5/12/chartex" xmlns:cx5="http://schemas.microsoft.com/office/drawing/2016/5/11/chartex" xmlns:cx4="http://schemas.microsoft.com/office/drawing/2016/5/10/chartex" xmlns:cx3="http://schemas.microsoft.com/office/drawing/2016/5/9/chartex" xmlns:cx2="http://schemas.microsoft.com/office/drawing/2015/10/21/chartex" xmlns:cx1="http://schemas.microsoft.com/office/drawing/2015/9/8/chartex" xmlns:cx="http://schemas.microsoft.com/office/drawing/2014/chartex">
                   <w:pict>
                     <v:line w14:anchorId="4C7DA4A3" id="Прямая соединительная линия 1011843695" o:spid="_x0000_s1026" style="position:absolute;flip:y;z-index:251689984;visibility:visible;mso-wrap-style:square;mso-width-percent:0;mso-height-percent:0;mso-wrap-distance-left:9pt;mso-wrap-distance-top:0;mso-wrap-distance-right:9pt;mso-wrap-distance-bottom:0;mso-position-horizontal:absolute;mso-position-horizontal-relative:text;mso-position-vertical:absolute;mso-position-vertical-relative:text;mso-width-percent:0;mso-height-percent:0;mso-width-relative:margin;mso-height-relative:margin" from=".65pt,33.05pt" to="482.55pt,33.05pt" o:gfxdata="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" strokecolor="windowText">
                       <v:stroke joinstyle="miter"/>
@@ -1888,7 +1502,7 @@
                     </wp:anchor>
                   </w:drawing>
                 </mc:Choice>
-                <mc:Fallback>
+                <mc:Fallback xmlns:w16se="http://schemas.microsoft.com/office/word/2015/wordml/symex" xmlns:w16sdtfl="http://schemas.microsoft.com/office/word/2024/wordml/sdtformatlock" xmlns:w16sdtdh="http://schemas.microsoft.com/office/word/2020/wordml/sdtdatahash" xmlns:w16du="http://schemas.microsoft.com/office/word/2023/wordml/word16du" xmlns:w16="http://schemas.microsoft.com/office/word/2018/wordml" xmlns:w16cid="http://schemas.microsoft.com/office/word/2016/wordml/cid" xmlns:w16cex="http://schemas.microsoft.com/office/word/2018/wordml/cex" xmlns:oel="http://schemas.microsoft.com/office/2019/extlst" xmlns:am3d="http://schemas.microsoft.com/office/drawing/2017/model3d" xmlns:aink="http://schemas.microsoft.com/office/drawing/2016/ink" xmlns:cx8="http://schemas.microsoft.com/office/drawing/2016/5/14/chartex" xmlns:cx7="http://schemas.microsoft.com/office/drawing/2016/5/13/chartex" xmlns:cx6="http://schemas.microsoft.com/office/drawing/2016/5/12/chartex" xmlns:cx5="http://schemas.microsoft.com/office/drawing/2016/5/11/chartex" xmlns:cx4="http://schemas.microsoft.com/office/drawing/2016/5/10/chartex" xmlns:cx3="http://schemas.microsoft.com/office/drawing/2016/5/9/chartex" xmlns:cx2="http://schemas.microsoft.com/office/drawing/2015/10/21/chartex" xmlns:cx1="http://schemas.microsoft.com/office/drawing/2015/9/8/chartex" xmlns:cx="http://schemas.microsoft.com/office/drawing/2014/chartex">
                   <w:pict>
                     <v:line w14:anchorId="6FFE339F" id="Прямая соединительная линия 170415009" o:spid="_x0000_s1026" style="position:absolute;z-index:251691008;visibility:visible;mso-wrap-style:square;mso-width-percent:0;mso-height-percent:0;mso-wrap-distance-left:9pt;mso-wrap-distance-top:0;mso-wrap-distance-right:9pt;mso-wrap-distance-bottom:0;mso-position-horizontal:absolute;mso-position-horizontal-relative:text;mso-position-vertical:absolute;mso-position-vertical-relative:text;mso-width-percent:0;mso-height-percent:0;mso-width-relative:margin;mso-height-relative:margin" from="1.4pt,16.35pt" to="482.85pt,16.35pt" o:gfxdata="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" strokecolor="windowText">
                       <v:stroke joinstyle="miter"/>
@@ -1955,7 +1569,7 @@
                     </wp:anchor>
                   </w:drawing>
                 </mc:Choice>
-                <mc:Fallback>
+                <mc:Fallback xmlns:w16se="http://schemas.microsoft.com/office/word/2015/wordml/symex" xmlns:w16sdtfl="http://schemas.microsoft.com/office/word/2024/wordml/sdtformatlock" xmlns:w16sdtdh="http://schemas.microsoft.com/office/word/2020/wordml/sdtdatahash" xmlns:w16du="http://schemas.microsoft.com/office/word/2023/wordml/word16du" xmlns:w16="http://schemas.microsoft.com/office/word/2018/wordml" xmlns:w16cid="http://schemas.microsoft.com/office/word/2016/wordml/cid" xmlns:w16cex="http://schemas.microsoft.com/office/word/2018/wordml/cex" xmlns:oel="http://schemas.microsoft.com/office/2019/extlst" xmlns:am3d="http://schemas.microsoft.com/office/drawing/2017/model3d" xmlns:aink="http://schemas.microsoft.com/office/drawing/2016/ink" xmlns:cx8="http://schemas.microsoft.com/office/drawing/2016/5/14/chartex" xmlns:cx7="http://schemas.microsoft.com/office/drawing/2016/5/13/chartex" xmlns:cx6="http://schemas.microsoft.com/office/drawing/2016/5/12/chartex" xmlns:cx5="http://schemas.microsoft.com/office/drawing/2016/5/11/chartex" xmlns:cx4="http://schemas.microsoft.com/office/drawing/2016/5/10/chartex" xmlns:cx3="http://schemas.microsoft.com/office/drawing/2016/5/9/chartex" xmlns:cx2="http://schemas.microsoft.com/office/drawing/2015/10/21/chartex" xmlns:cx1="http://schemas.microsoft.com/office/drawing/2015/9/8/chartex" xmlns:cx="http://schemas.microsoft.com/office/drawing/2014/chartex">
                   <w:pict>
                     <v:line w14:anchorId="6748EC5B" id="Прямая соединительная линия 1607855489" o:spid="_x0000_s1026" style="position:absolute;flip:y;z-index:251705344;visibility:visible;mso-wrap-style:square;mso-width-percent:0;mso-height-percent:0;mso-wrap-distance-left:9pt;mso-wrap-distance-top:0;mso-wrap-distance-right:9pt;mso-wrap-distance-bottom:0;mso-position-horizontal:absolute;mso-position-horizontal-relative:text;mso-position-vertical:absolute;mso-position-vertical-relative:text;mso-width-percent:0;mso-height-percent:0;mso-width-relative:margin;mso-height-relative:margin" from="1.5pt,67.25pt" to="483.4pt,67.25pt" o:gfxdata="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" strokecolor="windowText">
                       <v:stroke joinstyle="miter"/>
@@ -2022,7 +1636,7 @@
                     </wp:anchor>
                   </w:drawing>
                 </mc:Choice>
-                <mc:Fallback>
+                <mc:Fallback xmlns:w16se="http://schemas.microsoft.com/office/word/2015/wordml/symex" xmlns:w16sdtfl="http://schemas.microsoft.com/office/word/2024/wordml/sdtformatlock" xmlns:w16sdtdh="http://schemas.microsoft.com/office/word/2020/wordml/sdtdatahash" xmlns:w16du="http://schemas.microsoft.com/office/word/2023/wordml/word16du" xmlns:w16="http://schemas.microsoft.com/office/word/2018/wordml" xmlns:w16cid="http://schemas.microsoft.com/office/word/2016/wordml/cid" xmlns:w16cex="http://schemas.microsoft.com/office/word/2018/wordml/cex" xmlns:oel="http://schemas.microsoft.com/office/2019/extlst" xmlns:am3d="http://schemas.microsoft.com/office/drawing/2017/model3d" xmlns:aink="http://schemas.microsoft.com/office/drawing/2016/ink" xmlns:cx8="http://schemas.microsoft.com/office/drawing/2016/5/14/chartex" xmlns:cx7="http://schemas.microsoft.com/office/drawing/2016/5/13/chartex" xmlns:cx6="http://schemas.microsoft.com/office/drawing/2016/5/12/chartex" xmlns:cx5="http://schemas.microsoft.com/office/drawing/2016/5/11/chartex" xmlns:cx4="http://schemas.microsoft.com/office/drawing/2016/5/10/chartex" xmlns:cx3="http://schemas.microsoft.com/office/drawing/2016/5/9/chartex" xmlns:cx2="http://schemas.microsoft.com/office/drawing/2015/10/21/chartex" xmlns:cx1="http://schemas.microsoft.com/office/drawing/2015/9/8/chartex" xmlns:cx="http://schemas.microsoft.com/office/drawing/2014/chartex">
                   <w:pict>
                     <v:line w14:anchorId="601B2F10" id="Прямая соединительная линия 171292418" o:spid="_x0000_s1026" style="position:absolute;flip:y;z-index:251692032;visibility:visible;mso-wrap-style:square;mso-width-percent:0;mso-height-percent:0;mso-wrap-distance-left:9pt;mso-wrap-distance-top:0;mso-wrap-distance-right:9pt;mso-wrap-distance-bottom:0;mso-position-horizontal:absolute;mso-position-horizontal-relative:text;mso-position-vertical:absolute;mso-position-vertical-relative:text;mso-width-percent:0;mso-height-percent:0;mso-width-relative:margin;mso-height-relative:margin" from="1.5pt,49.45pt" to="483.4pt,49.45pt" o:gfxdata="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" strokecolor="windowText">
                       <v:stroke joinstyle="miter"/>
@@ -2199,7 +1813,7 @@
                     </wp:anchor>
                   </w:drawing>
                 </mc:Choice>
-                <mc:Fallback>
+                <mc:Fallback xmlns:w16se="http://schemas.microsoft.com/office/word/2015/wordml/symex" xmlns:w16sdtfl="http://schemas.microsoft.com/office/word/2024/wordml/sdtformatlock" xmlns:w16sdtdh="http://schemas.microsoft.com/office/word/2020/wordml/sdtdatahash" xmlns:w16du="http://schemas.microsoft.com/office/word/2023/wordml/word16du" xmlns:w16="http://schemas.microsoft.com/office/word/2018/wordml" xmlns:w16cid="http://schemas.microsoft.com/office/word/2016/wordml/cid" xmlns:w16cex="http://schemas.microsoft.com/office/word/2018/wordml/cex" xmlns:oel="http://schemas.microsoft.com/office/2019/extlst" xmlns:am3d="http://schemas.microsoft.com/office/drawing/2017/model3d" xmlns:aink="http://schemas.microsoft.com/office/drawing/2016/ink" xmlns:cx8="http://schemas.microsoft.com/office/drawing/2016/5/14/chartex" xmlns:cx7="http://schemas.microsoft.com/office/drawing/2016/5/13/chartex" xmlns:cx6="http://schemas.microsoft.com/office/drawing/2016/5/12/chartex" xmlns:cx5="http://schemas.microsoft.com/office/drawing/2016/5/11/chartex" xmlns:cx4="http://schemas.microsoft.com/office/drawing/2016/5/10/chartex" xmlns:cx3="http://schemas.microsoft.com/office/drawing/2016/5/9/chartex" xmlns:cx2="http://schemas.microsoft.com/office/drawing/2015/10/21/chartex" xmlns:cx1="http://schemas.microsoft.com/office/drawing/2015/9/8/chartex" xmlns:cx="http://schemas.microsoft.com/office/drawing/2014/chartex">
                   <w:pict>
                     <v:line w14:anchorId="30D923EA" id="Прямая соединительная линия 1864994547" o:spid="_x0000_s1026" style="position:absolute;flip:y;z-index:251696128;visibility:visible;mso-wrap-style:square;mso-width-percent:0;mso-height-percent:0;mso-wrap-distance-left:9pt;mso-wrap-distance-top:0;mso-wrap-distance-right:9pt;mso-wrap-distance-bottom:0;mso-position-horizontal:absolute;mso-position-horizontal-relative:text;mso-position-vertical:absolute;mso-position-vertical-relative:text;mso-width-percent:0;mso-height-percent:0;mso-width-relative:margin;mso-height-relative:margin" from=".8pt,15.25pt" to="482.7pt,15.25pt" o:gfxdata="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" strokecolor="windowText">
                       <v:stroke joinstyle="miter"/>
@@ -2277,7 +1891,7 @@
                     </wp:anchor>
                   </w:drawing>
                 </mc:Choice>
-                <mc:Fallback>
+                <mc:Fallback xmlns:w16se="http://schemas.microsoft.com/office/word/2015/wordml/symex" xmlns:w16sdtfl="http://schemas.microsoft.com/office/word/2024/wordml/sdtformatlock" xmlns:w16sdtdh="http://schemas.microsoft.com/office/word/2020/wordml/sdtdatahash" xmlns:w16du="http://schemas.microsoft.com/office/word/2023/wordml/word16du" xmlns:w16="http://schemas.microsoft.com/office/word/2018/wordml" xmlns:w16cid="http://schemas.microsoft.com/office/word/2016/wordml/cid" xmlns:w16cex="http://schemas.microsoft.com/office/word/2018/wordml/cex" xmlns:oel="http://schemas.microsoft.com/office/2019/extlst" xmlns:am3d="http://schemas.microsoft.com/office/drawing/2017/model3d" xmlns:aink="http://schemas.microsoft.com/office/drawing/2016/ink" xmlns:cx8="http://schemas.microsoft.com/office/drawing/2016/5/14/chartex" xmlns:cx7="http://schemas.microsoft.com/office/drawing/2016/5/13/chartex" xmlns:cx6="http://schemas.microsoft.com/office/drawing/2016/5/12/chartex" xmlns:cx5="http://schemas.microsoft.com/office/drawing/2016/5/11/chartex" xmlns:cx4="http://schemas.microsoft.com/office/drawing/2016/5/10/chartex" xmlns:cx3="http://schemas.microsoft.com/office/drawing/2016/5/9/chartex" xmlns:cx2="http://schemas.microsoft.com/office/drawing/2015/10/21/chartex" xmlns:cx1="http://schemas.microsoft.com/office/drawing/2015/9/8/chartex" xmlns:cx="http://schemas.microsoft.com/office/drawing/2014/chartex">
                   <w:pict>
                     <v:line w14:anchorId="239DB6FA" id="Прямая соединительная линия 1014261575" o:spid="_x0000_s1026" style="position:absolute;flip:y;z-index:251697152;visibility:visible;mso-wrap-style:square;mso-width-percent:0;mso-height-percent:0;mso-wrap-distance-left:9pt;mso-wrap-distance-top:0;mso-wrap-distance-right:9pt;mso-wrap-distance-bottom:0;mso-position-horizontal:absolute;mso-position-horizontal-relative:text;mso-position-vertical:absolute;mso-position-vertical-relative:text;mso-width-percent:0;mso-height-percent:0;mso-width-relative:margin;mso-height-relative:margin" from="1.55pt,17.75pt" to="483.45pt,17.75pt" o:gfxdata="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" strokecolor="windowText">
                       <v:stroke joinstyle="miter"/>
@@ -2356,7 +1970,7 @@
                     </wp:anchor>
                   </w:drawing>
                 </mc:Choice>
-                <mc:Fallback>
+                <mc:Fallback xmlns:w16se="http://schemas.microsoft.com/office/word/2015/wordml/symex" xmlns:w16sdtfl="http://schemas.microsoft.com/office/word/2024/wordml/sdtformatlock" xmlns:w16sdtdh="http://schemas.microsoft.com/office/word/2020/wordml/sdtdatahash" xmlns:w16du="http://schemas.microsoft.com/office/word/2023/wordml/word16du" xmlns:w16="http://schemas.microsoft.com/office/word/2018/wordml" xmlns:w16cid="http://schemas.microsoft.com/office/word/2016/wordml/cid" xmlns:w16cex="http://schemas.microsoft.com/office/word/2018/wordml/cex" xmlns:oel="http://schemas.microsoft.com/office/2019/extlst" xmlns:am3d="http://schemas.microsoft.com/office/drawing/2017/model3d" xmlns:aink="http://schemas.microsoft.com/office/drawing/2016/ink" xmlns:cx8="http://schemas.microsoft.com/office/drawing/2016/5/14/chartex" xmlns:cx7="http://schemas.microsoft.com/office/drawing/2016/5/13/chartex" xmlns:cx6="http://schemas.microsoft.com/office/drawing/2016/5/12/chartex" xmlns:cx5="http://schemas.microsoft.com/office/drawing/2016/5/11/chartex" xmlns:cx4="http://schemas.microsoft.com/office/drawing/2016/5/10/chartex" xmlns:cx3="http://schemas.microsoft.com/office/drawing/2016/5/9/chartex" xmlns:cx2="http://schemas.microsoft.com/office/drawing/2015/10/21/chartex" xmlns:cx1="http://schemas.microsoft.com/office/drawing/2015/9/8/chartex" xmlns:cx="http://schemas.microsoft.com/office/drawing/2014/chartex">
                   <w:pict>
                     <v:line w14:anchorId="20EDF003" id="Прямая соединительная линия 542911820" o:spid="_x0000_s1026" style="position:absolute;flip:y;z-index:251698176;visibility:visible;mso-wrap-style:square;mso-width-percent:0;mso-height-percent:0;mso-wrap-distance-left:9pt;mso-wrap-distance-top:0;mso-wrap-distance-right:9pt;mso-wrap-distance-bottom:0;mso-position-horizontal:absolute;mso-position-horizontal-relative:text;mso-position-vertical:absolute;mso-position-vertical-relative:text;mso-width-percent:0;mso-height-percent:0;mso-width-relative:margin;mso-height-relative:margin" from="1.4pt,18.25pt" to="483.3pt,18.25pt" o:gfxdata="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" strokecolor="windowText">
                       <v:stroke joinstyle="miter"/>
@@ -2435,7 +2049,7 @@
                     </wp:anchor>
                   </w:drawing>
                 </mc:Choice>
-                <mc:Fallback>
+                <mc:Fallback xmlns:w16se="http://schemas.microsoft.com/office/word/2015/wordml/symex" xmlns:w16sdtfl="http://schemas.microsoft.com/office/word/2024/wordml/sdtformatlock" xmlns:w16sdtdh="http://schemas.microsoft.com/office/word/2020/wordml/sdtdatahash" xmlns:w16du="http://schemas.microsoft.com/office/word/2023/wordml/word16du" xmlns:w16="http://schemas.microsoft.com/office/word/2018/wordml" xmlns:w16cid="http://schemas.microsoft.com/office/word/2016/wordml/cid" xmlns:w16cex="http://schemas.microsoft.com/office/word/2018/wordml/cex" xmlns:oel="http://schemas.microsoft.com/office/2019/extlst" xmlns:am3d="http://schemas.microsoft.com/office/drawing/2017/model3d" xmlns:aink="http://schemas.microsoft.com/office/drawing/2016/ink" xmlns:cx8="http://schemas.microsoft.com/office/drawing/2016/5/14/chartex" xmlns:cx7="http://schemas.microsoft.com/office/drawing/2016/5/13/chartex" xmlns:cx6="http://schemas.microsoft.com/office/drawing/2016/5/12/chartex" xmlns:cx5="http://schemas.microsoft.com/office/drawing/2016/5/11/chartex" xmlns:cx4="http://schemas.microsoft.com/office/drawing/2016/5/10/chartex" xmlns:cx3="http://schemas.microsoft.com/office/drawing/2016/5/9/chartex" xmlns:cx2="http://schemas.microsoft.com/office/drawing/2015/10/21/chartex" xmlns:cx1="http://schemas.microsoft.com/office/drawing/2015/9/8/chartex" xmlns:cx="http://schemas.microsoft.com/office/drawing/2014/chartex">
                   <w:pict>
                     <v:line w14:anchorId="48195D39" id="Прямая соединительная линия 1132839720" o:spid="_x0000_s1026" style="position:absolute;flip:y;z-index:251699200;visibility:visible;mso-wrap-style:square;mso-width-percent:0;mso-height-percent:0;mso-wrap-distance-left:9pt;mso-wrap-distance-top:0;mso-wrap-distance-right:9pt;mso-wrap-distance-bottom:0;mso-position-horizontal:absolute;mso-position-horizontal-relative:text;mso-position-vertical:absolute;mso-position-vertical-relative:text;mso-width-percent:0;mso-height-percent:0;mso-width-relative:margin;mso-height-relative:margin" from=".95pt,18.5pt" to="482.85pt,18.5pt" o:gfxdata="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" strokecolor="windowText">
                       <v:stroke joinstyle="miter"/>
@@ -2526,7 +2140,7 @@
                     </wp:anchor>
                   </w:drawing>
                 </mc:Choice>
-                <mc:Fallback>
+                <mc:Fallback xmlns:w16se="http://schemas.microsoft.com/office/word/2015/wordml/symex" xmlns:w16sdtfl="http://schemas.microsoft.com/office/word/2024/wordml/sdtformatlock" xmlns:w16sdtdh="http://schemas.microsoft.com/office/word/2020/wordml/sdtdatahash" xmlns:w16du="http://schemas.microsoft.com/office/word/2023/wordml/word16du" xmlns:w16="http://schemas.microsoft.com/office/word/2018/wordml" xmlns:w16cid="http://schemas.microsoft.com/office/word/2016/wordml/cid" xmlns:w16cex="http://schemas.microsoft.com/office/word/2018/wordml/cex" xmlns:oel="http://schemas.microsoft.com/office/2019/extlst" xmlns:am3d="http://schemas.microsoft.com/office/drawing/2017/model3d" xmlns:aink="http://schemas.microsoft.com/office/drawing/2016/ink" xmlns:cx8="http://schemas.microsoft.com/office/drawing/2016/5/14/chartex" xmlns:cx7="http://schemas.microsoft.com/office/drawing/2016/5/13/chartex" xmlns:cx6="http://schemas.microsoft.com/office/drawing/2016/5/12/chartex" xmlns:cx5="http://schemas.microsoft.com/office/drawing/2016/5/11/chartex" xmlns:cx4="http://schemas.microsoft.com/office/drawing/2016/5/10/chartex" xmlns:cx3="http://schemas.microsoft.com/office/drawing/2016/5/9/chartex" xmlns:cx2="http://schemas.microsoft.com/office/drawing/2015/10/21/chartex" xmlns:cx1="http://schemas.microsoft.com/office/drawing/2015/9/8/chartex" xmlns:cx="http://schemas.microsoft.com/office/drawing/2014/chartex">
                   <w:pict>
                     <v:line w14:anchorId="5C74E0CC" id="Прямая соединительная линия 111790371" o:spid="_x0000_s1026" style="position:absolute;flip:y;z-index:251700224;visibility:visible;mso-wrap-style:square;mso-width-percent:0;mso-height-percent:0;mso-wrap-distance-left:9pt;mso-wrap-distance-top:0;mso-wrap-distance-right:9pt;mso-wrap-distance-bottom:0;mso-position-horizontal:absolute;mso-position-horizontal-relative:text;mso-position-vertical:absolute;mso-position-vertical-relative:text;mso-width-percent:0;mso-height-percent:0;mso-width-relative:margin;mso-height-relative:margin" from="1.35pt,16.65pt" to="483.25pt,16.65pt" o:gfxdata="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" strokecolor="windowText">
                       <v:stroke joinstyle="miter"/>
@@ -2615,7 +2229,7 @@
                     </wp:anchor>
                   </w:drawing>
                 </mc:Choice>
-                <mc:Fallback>
+                <mc:Fallback xmlns:w16se="http://schemas.microsoft.com/office/word/2015/wordml/symex" xmlns:w16sdtfl="http://schemas.microsoft.com/office/word/2024/wordml/sdtformatlock" xmlns:w16sdtdh="http://schemas.microsoft.com/office/word/2020/wordml/sdtdatahash" xmlns:w16du="http://schemas.microsoft.com/office/word/2023/wordml/word16du" xmlns:w16="http://schemas.microsoft.com/office/word/2018/wordml" xmlns:w16cid="http://schemas.microsoft.com/office/word/2016/wordml/cid" xmlns:w16cex="http://schemas.microsoft.com/office/word/2018/wordml/cex" xmlns:oel="http://schemas.microsoft.com/office/2019/extlst" xmlns:am3d="http://schemas.microsoft.com/office/drawing/2017/model3d" xmlns:aink="http://schemas.microsoft.com/office/drawing/2016/ink" xmlns:cx8="http://schemas.microsoft.com/office/drawing/2016/5/14/chartex" xmlns:cx7="http://schemas.microsoft.com/office/drawing/2016/5/13/chartex" xmlns:cx6="http://schemas.microsoft.com/office/drawing/2016/5/12/chartex" xmlns:cx5="http://schemas.microsoft.com/office/drawing/2016/5/11/chartex" xmlns:cx4="http://schemas.microsoft.com/office/drawing/2016/5/10/chartex" xmlns:cx3="http://schemas.microsoft.com/office/drawing/2016/5/9/chartex" xmlns:cx2="http://schemas.microsoft.com/office/drawing/2015/10/21/chartex" xmlns:cx1="http://schemas.microsoft.com/office/drawing/2015/9/8/chartex" xmlns:cx="http://schemas.microsoft.com/office/drawing/2014/chartex">
                   <w:pict>
                     <v:line w14:anchorId="1AA24361" id="Прямая соединительная линия 1469710011" o:spid="_x0000_s1026" style="position:absolute;z-index:251701248;visibility:visible;mso-wrap-style:square;mso-width-percent:0;mso-height-percent:0;mso-wrap-distance-left:9pt;mso-wrap-distance-top:0;mso-wrap-distance-right:9pt;mso-wrap-distance-bottom:0;mso-position-horizontal:absolute;mso-position-horizontal-relative:text;mso-position-vertical:absolute;mso-position-vertical-relative:text;mso-width-percent:0;mso-height-percent:0;mso-width-relative:margin;mso-height-relative:margin" from="149.4pt,17.1pt" to="267.35pt,17.1pt" o:gfxdata="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" strokecolor="windowText">
                       <v:stroke joinstyle="miter"/>
@@ -2742,7 +2356,7 @@
                     </wp:anchor>
                   </w:drawing>
                 </mc:Choice>
-                <mc:Fallback>
+                <mc:Fallback xmlns:w16se="http://schemas.microsoft.com/office/word/2015/wordml/symex" xmlns:w16sdtfl="http://schemas.microsoft.com/office/word/2024/wordml/sdtformatlock" xmlns:w16sdtdh="http://schemas.microsoft.com/office/word/2020/wordml/sdtdatahash" xmlns:w16du="http://schemas.microsoft.com/office/word/2023/wordml/word16du" xmlns:w16="http://schemas.microsoft.com/office/word/2018/wordml" xmlns:w16cid="http://schemas.microsoft.com/office/word/2016/wordml/cid" xmlns:w16cex="http://schemas.microsoft.com/office/word/2018/wordml/cex" xmlns:oel="http://schemas.microsoft.com/office/2019/extlst" xmlns:am3d="http://schemas.microsoft.com/office/drawing/2017/model3d" xmlns:aink="http://schemas.microsoft.com/office/drawing/2016/ink" xmlns:cx8="http://schemas.microsoft.com/office/drawing/2016/5/14/chartex" xmlns:cx7="http://schemas.microsoft.com/office/drawing/2016/5/13/chartex" xmlns:cx6="http://schemas.microsoft.com/office/drawing/2016/5/12/chartex" xmlns:cx5="http://schemas.microsoft.com/office/drawing/2016/5/11/chartex" xmlns:cx4="http://schemas.microsoft.com/office/drawing/2016/5/10/chartex" xmlns:cx3="http://schemas.microsoft.com/office/drawing/2016/5/9/chartex" xmlns:cx2="http://schemas.microsoft.com/office/drawing/2015/10/21/chartex" xmlns:cx1="http://schemas.microsoft.com/office/drawing/2015/9/8/chartex" xmlns:cx="http://schemas.microsoft.com/office/drawing/2014/chartex">
                   <w:pict>
                     <v:line w14:anchorId="516B22FE" id="Прямая соединительная линия 1965425800" o:spid="_x0000_s1026" style="position:absolute;z-index:251702272;visibility:visible;mso-wrap-style:square;mso-width-percent:0;mso-height-percent:0;mso-wrap-distance-left:9pt;mso-wrap-distance-top:0;mso-wrap-distance-right:9pt;mso-wrap-distance-bottom:0;mso-position-horizontal:absolute;mso-position-horizontal-relative:text;mso-position-vertical:absolute;mso-position-vertical-relative:text;mso-width-percent:0;mso-height-percent:0;mso-width-relative:margin;mso-height-relative:margin" from="199.75pt,18.1pt" to="294.7pt,18.1pt" o:gfxdata="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" strokecolor="windowText">
                       <v:stroke joinstyle="miter"/>
@@ -2888,7 +2502,7 @@
                     </wp:anchor>
                   </w:drawing>
                 </mc:Choice>
-                <mc:Fallback>
+                <mc:Fallback xmlns:w16se="http://schemas.microsoft.com/office/word/2015/wordml/symex" xmlns:w16sdtfl="http://schemas.microsoft.com/office/word/2024/wordml/sdtformatlock" xmlns:w16sdtdh="http://schemas.microsoft.com/office/word/2020/wordml/sdtdatahash" xmlns:w16du="http://schemas.microsoft.com/office/word/2023/wordml/word16du" xmlns:w16="http://schemas.microsoft.com/office/word/2018/wordml" xmlns:w16cid="http://schemas.microsoft.com/office/word/2016/wordml/cid" xmlns:w16cex="http://schemas.microsoft.com/office/word/2018/wordml/cex" xmlns:oel="http://schemas.microsoft.com/office/2019/extlst" xmlns:am3d="http://schemas.microsoft.com/office/drawing/2017/model3d" xmlns:aink="http://schemas.microsoft.com/office/drawing/2016/ink" xmlns:cx8="http://schemas.microsoft.com/office/drawing/2016/5/14/chartex" xmlns:cx7="http://schemas.microsoft.com/office/drawing/2016/5/13/chartex" xmlns:cx6="http://schemas.microsoft.com/office/drawing/2016/5/12/chartex" xmlns:cx5="http://schemas.microsoft.com/office/drawing/2016/5/11/chartex" xmlns:cx4="http://schemas.microsoft.com/office/drawing/2016/5/10/chartex" xmlns:cx3="http://schemas.microsoft.com/office/drawing/2016/5/9/chartex" xmlns:cx2="http://schemas.microsoft.com/office/drawing/2015/10/21/chartex" xmlns:cx1="http://schemas.microsoft.com/office/drawing/2015/9/8/chartex" xmlns:cx="http://schemas.microsoft.com/office/drawing/2014/chartex">
                   <w:pict>
                     <v:line w14:anchorId="6E1DFD67" id="Прямая соединительная линия 1031449736" o:spid="_x0000_s1026" style="position:absolute;flip:y;z-index:251704320;visibility:visible;mso-wrap-style:square;mso-width-percent:0;mso-height-percent:0;mso-wrap-distance-left:9pt;mso-wrap-distance-top:0;mso-wrap-distance-right:9pt;mso-wrap-distance-bottom:0;mso-position-horizontal:absolute;mso-position-horizontal-relative:text;mso-position-vertical:absolute;mso-position-vertical-relative:text;mso-width-percent:0;mso-height-percent:0;mso-width-relative:margin;mso-height-relative:margin" from="362.2pt,15.35pt" to="472.2pt,15.35pt" o:gfxdata="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" strokecolor="windowText">
                       <v:stroke joinstyle="miter"/>
@@ -2955,7 +2569,7 @@
                     </wp:anchor>
                   </w:drawing>
                 </mc:Choice>
-                <mc:Fallback>
+                <mc:Fallback xmlns:w16se="http://schemas.microsoft.com/office/word/2015/wordml/symex" xmlns:w16sdtfl="http://schemas.microsoft.com/office/word/2024/wordml/sdtformatlock" xmlns:w16sdtdh="http://schemas.microsoft.com/office/word/2020/wordml/sdtdatahash" xmlns:w16du="http://schemas.microsoft.com/office/word/2023/wordml/word16du" xmlns:w16="http://schemas.microsoft.com/office/word/2018/wordml" xmlns:w16cid="http://schemas.microsoft.com/office/word/2016/wordml/cid" xmlns:w16cex="http://schemas.microsoft.com/office/word/2018/wordml/cex" xmlns:oel="http://schemas.microsoft.com/office/2019/extlst" xmlns:am3d="http://schemas.microsoft.com/office/drawing/2017/model3d" xmlns:aink="http://schemas.microsoft.com/office/drawing/2016/ink" xmlns:cx8="http://schemas.microsoft.com/office/drawing/2016/5/14/chartex" xmlns:cx7="http://schemas.microsoft.com/office/drawing/2016/5/13/chartex" xmlns:cx6="http://schemas.microsoft.com/office/drawing/2016/5/12/chartex" xmlns:cx5="http://schemas.microsoft.com/office/drawing/2016/5/11/chartex" xmlns:cx4="http://schemas.microsoft.com/office/drawing/2016/5/10/chartex" xmlns:cx3="http://schemas.microsoft.com/office/drawing/2016/5/9/chartex" xmlns:cx2="http://schemas.microsoft.com/office/drawing/2015/10/21/chartex" xmlns:cx1="http://schemas.microsoft.com/office/drawing/2015/9/8/chartex" xmlns:cx="http://schemas.microsoft.com/office/drawing/2014/chartex">
                   <w:pict>
                     <v:line w14:anchorId="1DF7B1A6" id="Прямая соединительная линия 547493667" o:spid="_x0000_s1026" style="position:absolute;flip:y;z-index:251703296;visibility:visible;mso-wrap-style:square;mso-width-percent:0;mso-height-percent:0;mso-wrap-distance-left:9pt;mso-wrap-distance-top:0;mso-wrap-distance-right:9pt;mso-wrap-distance-bottom:0;mso-position-horizontal:absolute;mso-position-horizontal-relative:text;mso-position-vertical:absolute;mso-position-vertical-relative:text;mso-width-percent:0;mso-height-percent:0;mso-width-relative:margin;mso-height-relative:margin" from="237.3pt,15.4pt" to="341.1pt,15.4pt" o:gfxdata="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" strokecolor="windowText">
                       <v:stroke joinstyle="miter"/>
@@ -3046,6 +2660,7 @@
           <w:lang w:eastAsia="ru-RU"/>
         </w:rPr>
         <w:sectPr>
+          <w:footerReference w:type="default" r:id="rId10"/>
           <w:pgSz w:w="11906" w:h="16838" w:code="9"/>
           <w:pgMar w:top="1134" w:right="851" w:bottom="1134" w:left="1418" w:header="709" w:footer="709" w:gutter="0"/>
           <w:cols w:space="708"/>
@@ -4164,7 +3779,7 @@
         <w:ind w:firstLine="709"/>
       </w:pPr>
       <w:r>
-        <w:t>Провести анализ архитектурных особенностей оперативной памяти;</w:t>
+        <w:t>провести анализ архитектурных особенностей оперативной памяти;</w:t>
       </w:r>
     </w:p>
     <w:p>
@@ -4177,7 +3792,7 @@
         <w:ind w:firstLine="709"/>
       </w:pPr>
       <w:r>
-        <w:t>Изучить алгоритмы размещения блоков памяти;</w:t>
+        <w:t>изучить алгоритмы размещения блоков памяти;</w:t>
       </w:r>
     </w:p>
     <w:p>
@@ -4190,7 +3805,16 @@
         <w:ind w:firstLine="709"/>
       </w:pPr>
       <w:r>
-        <w:t>Разработать упрощённый аллокатор памяти на языке C;</w:t>
+        <w:t xml:space="preserve">разработать упрощённый аллокатор памяти на языке </w:t>
+      </w:r>
+      <w:r>
+        <w:rPr>
+          <w:lang w:val="en-US"/>
+        </w:rPr>
+        <w:t>C</w:t>
+      </w:r>
+      <w:r>
+        <w:t>;</w:t>
       </w:r>
     </w:p>
     <w:p>
@@ -4203,7 +3827,7 @@
         <w:ind w:firstLine="709"/>
       </w:pPr>
       <w:r>
-        <w:t>Провести вычислительные эксперименты по оценке фрагментации.</w:t>
+        <w:t>провести вычислительные эксперименты по оценке фрагментации.</w:t>
       </w:r>
       <w:r>
         <w:br w:type="page"/>
@@ -4241,19 +3865,12 @@
       </w:pPr>
       <w:bookmarkStart w:id="3" w:name="_Toc212235158"/>
       <w:r>
-        <w:t xml:space="preserve">1.1 Роль и </w:t>
-      </w:r>
-      <w:r>
-        <w:t>архитектурные</w:t>
-      </w:r>
-      <w:r>
-        <w:t xml:space="preserve"> особенности оперативной памяти в современных вычислительных системах</w:t>
+        <w:t>1.1 Роль и архитектурные особенности оперативной памяти в современных вычислительных системах</w:t>
       </w:r>
       <w:bookmarkEnd w:id="3"/>
     </w:p>
     <w:p>
       <w:pPr>
-        <w:ind w:firstLine="0"/>
         <w:rPr>
           <w:rFonts w:cs="Times New Roman"/>
         </w:rPr>
@@ -4370,7 +3987,7 @@
           <w:b/>
           <w:bCs/>
         </w:rPr>
-        <w:t>А</w:t>
+        <w:t>а</w:t>
       </w:r>
       <w:r>
         <w:rPr>
@@ -4439,7 +4056,7 @@
           <w:b/>
           <w:bCs/>
         </w:rPr>
-        <w:t>С</w:t>
+        <w:t>с</w:t>
       </w:r>
       <w:r>
         <w:rPr>
@@ -4480,7 +4097,7 @@
           <w:b/>
           <w:bCs/>
         </w:rPr>
-        <w:t>П</w:t>
+        <w:t>п</w:t>
       </w:r>
       <w:r>
         <w:rPr>
@@ -4538,7 +4155,6 @@
         </w:rPr>
         <w:t>F</w:t>
       </w:r>
-      <w:proofErr w:type="spellStart"/>
       <w:r>
         <w:rPr>
           <w:rFonts w:cs="Times New Roman"/>
@@ -4547,7 +4163,6 @@
         </w:rPr>
         <w:t>внеш</w:t>
       </w:r>
-      <w:proofErr w:type="spellEnd"/>
       <w:r>
         <w:rPr>
           <w:rFonts w:cs="Times New Roman"/>
@@ -4745,14 +4360,10 @@
         </m:r>
       </m:oMath>
       <w:r>
-        <w:t xml:space="preserve"> </w:t>
-      </w:r>
-      <w:r>
-        <w:t>— размер наибольшего непрерывного свободного блока,</w:t>
-      </w:r>
-    </w:p>
-    <w:p>
-      <w:proofErr w:type="spellStart"/>
+        <w:t xml:space="preserve"> — размер наибольшего непрерывного свободного блока,</w:t>
+      </w:r>
+    </w:p>
+    <w:p>
       <w:r>
         <w:rPr>
           <w:i/>
@@ -4767,7 +4378,6 @@
         </w:rPr>
         <w:t>free</w:t>
       </w:r>
-      <w:proofErr w:type="spellEnd"/>
       <w:r>
         <w:t xml:space="preserve"> — общий объём свободной памяти.</w:t>
       </w:r>
@@ -4786,7 +4396,6 @@
         </w:rPr>
         <w:t>F</w:t>
       </w:r>
-      <w:proofErr w:type="spellStart"/>
       <w:r>
         <w:rPr>
           <w:rFonts w:cs="Times New Roman"/>
@@ -4795,7 +4404,6 @@
         </w:rPr>
         <w:t>внеш</w:t>
       </w:r>
-      <w:proofErr w:type="spellEnd"/>
       <w:r>
         <w:rPr>
           <w:rFonts w:cs="Times New Roman"/>
@@ -4852,13 +4460,7 @@
       </w:pPr>
       <w:bookmarkStart w:id="6" w:name="_Toc212235159"/>
       <w:r>
-        <w:t xml:space="preserve">1.2 </w:t>
-      </w:r>
-      <w:r>
-        <w:t>Основные</w:t>
-      </w:r>
-      <w:r>
-        <w:t xml:space="preserve"> подходы к программному управлению памятью</w:t>
+        <w:t>1.2 Основные подходы к программному управлению памятью</w:t>
       </w:r>
       <w:bookmarkEnd w:id="6"/>
     </w:p>
@@ -4894,7 +4496,13 @@
         <w:rPr>
           <w:rFonts w:cs="Times New Roman"/>
         </w:rPr>
-        <w:t>Существует несколько ключевых подходов к организации программного управления памятью:</w:t>
+        <w:t xml:space="preserve">Существует несколько ключевых подходов к организации </w:t>
+      </w:r>
+      <w:r>
+        <w:rPr>
+          <w:rFonts w:cs="Times New Roman"/>
+        </w:rPr>
+        <w:t>программного управления памятью.</w:t>
       </w:r>
     </w:p>
     <w:p>
@@ -4959,6 +4567,7 @@
           <w:rFonts w:cs="Times New Roman"/>
         </w:rPr>
       </w:pPr>
+      <w:proofErr w:type="spellStart"/>
       <w:r>
         <w:rPr>
           <w:rFonts w:cs="Times New Roman"/>
@@ -4967,8 +4576,9 @@
           <w:i/>
           <w:iCs/>
         </w:rPr>
-        <w:t>First-fit</w:t>
-      </w:r>
+        <w:t>first-fit</w:t>
+      </w:r>
+      <w:proofErr w:type="spellEnd"/>
       <w:r>
         <w:rPr>
           <w:rFonts w:cs="Times New Roman"/>
@@ -4988,6 +4598,7 @@
           <w:rFonts w:cs="Times New Roman"/>
         </w:rPr>
       </w:pPr>
+      <w:proofErr w:type="spellStart"/>
       <w:r>
         <w:rPr>
           <w:rFonts w:cs="Times New Roman"/>
@@ -4996,8 +4607,9 @@
           <w:i/>
           <w:iCs/>
         </w:rPr>
-        <w:t>Best-fit</w:t>
-      </w:r>
+        <w:t>best-fit</w:t>
+      </w:r>
+      <w:proofErr w:type="spellEnd"/>
       <w:r>
         <w:rPr>
           <w:rFonts w:cs="Times New Roman"/>
@@ -5017,6 +4629,7 @@
           <w:rFonts w:cs="Times New Roman"/>
         </w:rPr>
       </w:pPr>
+      <w:proofErr w:type="spellStart"/>
       <w:r>
         <w:rPr>
           <w:rFonts w:cs="Times New Roman"/>
@@ -5025,8 +4638,9 @@
           <w:i/>
           <w:iCs/>
         </w:rPr>
-        <w:t>Worst-fit</w:t>
-      </w:r>
+        <w:t>worst-fit</w:t>
+      </w:r>
+      <w:proofErr w:type="spellEnd"/>
       <w:r>
         <w:rPr>
           <w:rFonts w:cs="Times New Roman"/>
@@ -5046,6 +4660,7 @@
           <w:rFonts w:cs="Times New Roman"/>
         </w:rPr>
       </w:pPr>
+      <w:proofErr w:type="spellStart"/>
       <w:r>
         <w:rPr>
           <w:rFonts w:cs="Times New Roman"/>
@@ -5054,14 +4669,16 @@
           <w:i/>
           <w:iCs/>
         </w:rPr>
-        <w:t>Next-fit</w:t>
-      </w:r>
+        <w:t>next-fit</w:t>
+      </w:r>
+      <w:proofErr w:type="spellEnd"/>
       <w:r>
         <w:rPr>
           <w:rFonts w:cs="Times New Roman"/>
         </w:rPr>
         <w:t xml:space="preserve"> — модификация </w:t>
       </w:r>
+      <w:proofErr w:type="spellStart"/>
       <w:r>
         <w:rPr>
           <w:rFonts w:cs="Times New Roman"/>
@@ -5070,6 +4687,7 @@
         </w:rPr>
         <w:t>first-fit</w:t>
       </w:r>
+      <w:proofErr w:type="spellEnd"/>
       <w:r>
         <w:rPr>
           <w:rFonts w:cs="Times New Roman"/>
@@ -5122,10 +4740,19 @@
     </w:p>
     <w:p>
       <w:pPr>
-        <w:rPr>
-          <w:rFonts w:cs="Times New Roman"/>
-        </w:rPr>
-      </w:pPr>
+        <w:spacing w:after="160" w:line="360" w:lineRule="auto"/>
+        <w:ind w:left="709" w:firstLine="0"/>
+        <w:jc w:val="left"/>
+        <w:rPr>
+          <w:rFonts w:cs="Times New Roman"/>
+        </w:rPr>
+      </w:pPr>
+      <w:r>
+        <w:rPr>
+          <w:rFonts w:cs="Times New Roman"/>
+        </w:rPr>
+        <w:br w:type="page"/>
+      </w:r>
     </w:p>
     <w:p>
       <w:pPr>
@@ -5143,6 +4770,7 @@
           <w:sz w:val="24"/>
           <w:szCs w:val="24"/>
         </w:rPr>
+        <w:lastRenderedPageBreak/>
         <w:t>Таблица 1 – сравнительная характеристика стратегий размещения блоков</w:t>
       </w:r>
       <w:r>
@@ -5168,7 +4796,7 @@
       </w:tblGrid>
       <w:tr>
         <w:trPr>
-          <w:trHeight w:val="136"/>
+          <w:trHeight w:val="70"/>
         </w:trPr>
         <w:tc>
           <w:tcPr>
@@ -5245,6 +4873,9 @@
         <w:tc>
           <w:tcPr>
             <w:tcW w:w="2265" w:type="dxa"/>
+            <w:tcBorders>
+              <w:bottom w:val="single" w:sz="12" w:space="0" w:color="auto"/>
+            </w:tcBorders>
             <w:vAlign w:val="center"/>
           </w:tcPr>
           <w:p>
@@ -5340,6 +4971,9 @@
         <w:tc>
           <w:tcPr>
             <w:tcW w:w="2265" w:type="dxa"/>
+            <w:tcBorders>
+              <w:top w:val="single" w:sz="12" w:space="0" w:color="auto"/>
+            </w:tcBorders>
             <w:vAlign w:val="center"/>
           </w:tcPr>
           <w:p>
@@ -5355,6 +4989,95 @@
                 <w:rFonts w:cs="Times New Roman"/>
               </w:rPr>
               <w:t>Высокая</w:t>
+            </w:r>
+          </w:p>
+        </w:tc>
+      </w:tr>
+      <w:tr>
+        <w:trPr>
+          <w:trHeight w:val="404"/>
+        </w:trPr>
+        <w:tc>
+          <w:tcPr>
+            <w:tcW w:w="2086" w:type="dxa"/>
+            <w:vAlign w:val="center"/>
+          </w:tcPr>
+          <w:p>
+            <w:pPr>
+              <w:ind w:firstLine="0"/>
+              <w:jc w:val="left"/>
+              <w:rPr>
+                <w:rFonts w:cs="Times New Roman"/>
+              </w:rPr>
+            </w:pPr>
+            <w:r>
+              <w:rPr>
+                <w:rFonts w:cs="Times New Roman"/>
+              </w:rPr>
+              <w:t>Best-fit</w:t>
+            </w:r>
+          </w:p>
+        </w:tc>
+        <w:tc>
+          <w:tcPr>
+            <w:tcW w:w="2075" w:type="dxa"/>
+            <w:vAlign w:val="center"/>
+          </w:tcPr>
+          <w:p>
+            <w:pPr>
+              <w:ind w:firstLine="0"/>
+              <w:jc w:val="left"/>
+              <w:rPr>
+                <w:rFonts w:cs="Times New Roman"/>
+              </w:rPr>
+            </w:pPr>
+            <w:r>
+              <w:rPr>
+                <w:rFonts w:cs="Times New Roman"/>
+              </w:rPr>
+              <w:t>O(n)</w:t>
+            </w:r>
+          </w:p>
+        </w:tc>
+        <w:tc>
+          <w:tcPr>
+            <w:tcW w:w="2074" w:type="dxa"/>
+            <w:vAlign w:val="center"/>
+          </w:tcPr>
+          <w:p>
+            <w:pPr>
+              <w:ind w:firstLine="0"/>
+              <w:jc w:val="left"/>
+              <w:rPr>
+                <w:rFonts w:cs="Times New Roman"/>
+              </w:rPr>
+            </w:pPr>
+            <w:r>
+              <w:rPr>
+                <w:rFonts w:cs="Times New Roman"/>
+              </w:rPr>
+              <w:t>Высокая (мелкие дыры)</w:t>
+            </w:r>
+          </w:p>
+        </w:tc>
+        <w:tc>
+          <w:tcPr>
+            <w:tcW w:w="2265" w:type="dxa"/>
+            <w:vAlign w:val="center"/>
+          </w:tcPr>
+          <w:p>
+            <w:pPr>
+              <w:ind w:firstLine="0"/>
+              <w:jc w:val="left"/>
+              <w:rPr>
+                <w:rFonts w:cs="Times New Roman"/>
+              </w:rPr>
+            </w:pPr>
+            <w:r>
+              <w:rPr>
+                <w:rFonts w:cs="Times New Roman"/>
+              </w:rPr>
+              <w:t>Средняя</w:t>
             </w:r>
           </w:p>
         </w:tc>
@@ -5377,8 +5100,7 @@
               <w:rPr>
                 <w:rFonts w:cs="Times New Roman"/>
               </w:rPr>
-              <w:lastRenderedPageBreak/>
-              <w:t>Best-fit</w:t>
+              <w:t>Worst-fit</w:t>
             </w:r>
           </w:p>
         </w:tc>
@@ -5420,7 +5142,7 @@
               <w:rPr>
                 <w:rFonts w:cs="Times New Roman"/>
               </w:rPr>
-              <w:t>Высокая (мелкие дыры)</w:t>
+              <w:t>Очень высокая</w:t>
             </w:r>
           </w:p>
         </w:tc>
@@ -5441,7 +5163,7 @@
               <w:rPr>
                 <w:rFonts w:cs="Times New Roman"/>
               </w:rPr>
-              <w:t>Средняя</w:t>
+              <w:t>Низкая</w:t>
             </w:r>
           </w:p>
         </w:tc>
@@ -5464,7 +5186,7 @@
               <w:rPr>
                 <w:rFonts w:cs="Times New Roman"/>
               </w:rPr>
-              <w:t>Worst-fit</w:t>
+              <w:t>Next-fit</w:t>
             </w:r>
           </w:p>
         </w:tc>
@@ -5506,7 +5228,7 @@
               <w:rPr>
                 <w:rFonts w:cs="Times New Roman"/>
               </w:rPr>
-              <w:t>Очень высокая</w:t>
+              <w:t>Умеренная</w:t>
             </w:r>
           </w:p>
         </w:tc>
@@ -5527,92 +5249,6 @@
               <w:rPr>
                 <w:rFonts w:cs="Times New Roman"/>
               </w:rPr>
-              <w:t>Низкая</w:t>
-            </w:r>
-          </w:p>
-        </w:tc>
-      </w:tr>
-      <w:tr>
-        <w:tc>
-          <w:tcPr>
-            <w:tcW w:w="2086" w:type="dxa"/>
-            <w:vAlign w:val="center"/>
-          </w:tcPr>
-          <w:p>
-            <w:pPr>
-              <w:ind w:firstLine="0"/>
-              <w:jc w:val="left"/>
-              <w:rPr>
-                <w:rFonts w:cs="Times New Roman"/>
-              </w:rPr>
-            </w:pPr>
-            <w:r>
-              <w:rPr>
-                <w:rFonts w:cs="Times New Roman"/>
-              </w:rPr>
-              <w:t>Next-fit</w:t>
-            </w:r>
-          </w:p>
-        </w:tc>
-        <w:tc>
-          <w:tcPr>
-            <w:tcW w:w="2075" w:type="dxa"/>
-            <w:vAlign w:val="center"/>
-          </w:tcPr>
-          <w:p>
-            <w:pPr>
-              <w:ind w:firstLine="0"/>
-              <w:jc w:val="left"/>
-              <w:rPr>
-                <w:rFonts w:cs="Times New Roman"/>
-              </w:rPr>
-            </w:pPr>
-            <w:r>
-              <w:rPr>
-                <w:rFonts w:cs="Times New Roman"/>
-              </w:rPr>
-              <w:t>O(n)</w:t>
-            </w:r>
-          </w:p>
-        </w:tc>
-        <w:tc>
-          <w:tcPr>
-            <w:tcW w:w="2074" w:type="dxa"/>
-            <w:vAlign w:val="center"/>
-          </w:tcPr>
-          <w:p>
-            <w:pPr>
-              <w:ind w:firstLine="0"/>
-              <w:jc w:val="left"/>
-              <w:rPr>
-                <w:rFonts w:cs="Times New Roman"/>
-              </w:rPr>
-            </w:pPr>
-            <w:r>
-              <w:rPr>
-                <w:rFonts w:cs="Times New Roman"/>
-              </w:rPr>
-              <w:t>Умеренная</w:t>
-            </w:r>
-          </w:p>
-        </w:tc>
-        <w:tc>
-          <w:tcPr>
-            <w:tcW w:w="2265" w:type="dxa"/>
-            <w:vAlign w:val="center"/>
-          </w:tcPr>
-          <w:p>
-            <w:pPr>
-              <w:ind w:firstLine="0"/>
-              <w:jc w:val="left"/>
-              <w:rPr>
-                <w:rFonts w:cs="Times New Roman"/>
-              </w:rPr>
-            </w:pPr>
-            <w:r>
-              <w:rPr>
-                <w:rFonts w:cs="Times New Roman"/>
-              </w:rPr>
               <w:t>Высокая</w:t>
             </w:r>
           </w:p>
@@ -5662,27 +5298,10 @@
     </w:p>
     <w:p>
       <w:pPr>
-        <w:spacing w:after="160" w:line="360" w:lineRule="auto"/>
-        <w:ind w:left="709" w:firstLine="0"/>
-        <w:jc w:val="left"/>
-        <w:rPr>
-          <w:rFonts w:cs="Times New Roman"/>
-        </w:rPr>
-      </w:pPr>
-      <w:r>
-        <w:rPr>
-          <w:rFonts w:cs="Times New Roman"/>
-        </w:rPr>
-        <w:br w:type="page"/>
-      </w:r>
-    </w:p>
-    <w:p>
-      <w:pPr>
         <w:pStyle w:val="3"/>
       </w:pPr>
       <w:bookmarkStart w:id="9" w:name="_Toc212235162"/>
       <w:r>
-        <w:lastRenderedPageBreak/>
         <w:t xml:space="preserve">1.2.3 </w:t>
       </w:r>
       <w:r>
@@ -5805,19 +5424,6 @@
           <w:rFonts w:cs="Times New Roman"/>
         </w:rPr>
         <w:t>). Эффективно для локальных переменных и рекурсивных вызовов, но не подходит для динамических структур данных с произвольным временем жизни.</w:t>
-      </w:r>
-    </w:p>
-    <w:p>
-      <w:pPr>
-        <w:rPr>
-          <w:rFonts w:cs="Times New Roman"/>
-        </w:rPr>
-      </w:pPr>
-      <w:r>
-        <w:rPr>
-          <w:rFonts w:cs="Times New Roman"/>
-        </w:rPr>
-        <w:t>Для курсовой работы по дисциплине «Алгоритмы и структуры данных» наиболее уместен подход на основе кучи, так как он напрямую связан с фундаментальными структурами данных (списки, деревья) и алгоритмами (поиск, вставка, слияние фрагментов), что соответствует целям дисциплины.</w:t>
       </w:r>
     </w:p>
     <w:p>
@@ -5908,7 +5514,15 @@
           <w:b/>
           <w:bCs/>
         </w:rPr>
-        <w:t>Образовательные</w:t>
+        <w:t>о</w:t>
+      </w:r>
+      <w:r>
+        <w:rPr>
+          <w:rFonts w:cs="Times New Roman"/>
+          <w:b/>
+          <w:bCs/>
+        </w:rPr>
+        <w:t>бразовательные</w:t>
       </w:r>
       <w:r>
         <w:rPr>
@@ -5941,7 +5555,15 @@
           <w:b/>
           <w:bCs/>
         </w:rPr>
-        <w:t>Исследовательские</w:t>
+        <w:t>и</w:t>
+      </w:r>
+      <w:r>
+        <w:rPr>
+          <w:rFonts w:cs="Times New Roman"/>
+          <w:b/>
+          <w:bCs/>
+        </w:rPr>
+        <w:t>сследовательские</w:t>
       </w:r>
       <w:r>
         <w:rPr>
@@ -5974,7 +5596,15 @@
           <w:b/>
           <w:bCs/>
         </w:rPr>
-        <w:t>Практические</w:t>
+        <w:t>п</w:t>
+      </w:r>
+      <w:r>
+        <w:rPr>
+          <w:rFonts w:cs="Times New Roman"/>
+          <w:b/>
+          <w:bCs/>
+        </w:rPr>
+        <w:t>рактические</w:t>
       </w:r>
       <w:r>
         <w:rPr>
@@ -6022,6 +5652,7 @@
           <w:i/>
           <w:iCs/>
         </w:rPr>
+        <w:lastRenderedPageBreak/>
         <w:t>dlmalloc</w:t>
       </w:r>
       <w:r>
@@ -6260,7 +5891,6 @@
         <w:rPr>
           <w:rFonts w:cs="Times New Roman"/>
         </w:rPr>
-        <w:lastRenderedPageBreak/>
         <w:t>В учебной модели, как правило, упрощаются следующие аспекты:</w:t>
       </w:r>
     </w:p>
@@ -6280,7 +5910,7 @@
         <w:rPr>
           <w:rFonts w:cs="Times New Roman"/>
         </w:rPr>
-        <w:t>О</w:t>
+        <w:t>о</w:t>
       </w:r>
       <w:r>
         <w:rPr>
@@ -6305,7 +5935,7 @@
         <w:rPr>
           <w:rFonts w:cs="Times New Roman"/>
         </w:rPr>
-        <w:t>Ф</w:t>
+        <w:t>ф</w:t>
       </w:r>
       <w:r>
         <w:rPr>
@@ -6330,13 +5960,25 @@
         <w:rPr>
           <w:rFonts w:cs="Times New Roman"/>
         </w:rPr>
-        <w:t>О</w:t>
-      </w:r>
-      <w:r>
-        <w:rPr>
-          <w:rFonts w:cs="Times New Roman"/>
-        </w:rPr>
-        <w:t>тсутствие взаимодействия с ОС;</w:t>
+        <w:t>о</w:t>
+      </w:r>
+      <w:r>
+        <w:rPr>
+          <w:rFonts w:cs="Times New Roman"/>
+        </w:rPr>
+        <w:t xml:space="preserve">тсутствие взаимодействия с </w:t>
+      </w:r>
+      <w:r>
+        <w:rPr>
+          <w:rFonts w:cs="Times New Roman"/>
+        </w:rPr>
+        <w:t>ОС</w:t>
+      </w:r>
+      <w:r>
+        <w:rPr>
+          <w:rFonts w:cs="Times New Roman"/>
+        </w:rPr>
+        <w:t>;</w:t>
       </w:r>
     </w:p>
     <w:p>
@@ -6355,7 +5997,7 @@
         <w:rPr>
           <w:rFonts w:cs="Times New Roman"/>
         </w:rPr>
-        <w:t>У</w:t>
+        <w:t>у</w:t>
       </w:r>
       <w:r>
         <w:rPr>
@@ -6422,7 +6064,6 @@
       <w:r>
         <w:rPr>
           <w:rFonts w:cs="Times New Roman"/>
-          <w:i/>
           <w:iCs/>
         </w:rPr>
         <w:t>«заголовке»</w:t>
@@ -6463,7 +6104,7 @@
         <w:rPr>
           <w:rFonts w:cs="Times New Roman"/>
         </w:rPr>
-        <w:t>Р</w:t>
+        <w:t>р</w:t>
       </w:r>
       <w:r>
         <w:rPr>
@@ -6488,7 +6129,7 @@
         <w:rPr>
           <w:rFonts w:cs="Times New Roman"/>
         </w:rPr>
-        <w:t>Ф</w:t>
+        <w:t>ф</w:t>
       </w:r>
       <w:r>
         <w:rPr>
@@ -6513,7 +6154,7 @@
         <w:rPr>
           <w:rFonts w:cs="Times New Roman"/>
         </w:rPr>
-        <w:t>У</w:t>
+        <w:t>у</w:t>
       </w:r>
       <w:r>
         <w:rPr>
@@ -6550,14 +6191,15 @@
       <w:r>
         <w:rPr>
           <w:rFonts w:cs="Times New Roman"/>
-        </w:rPr>
-        <w:t>О</w:t>
-      </w:r>
-      <w:r>
-        <w:rPr>
-          <w:rFonts w:cs="Times New Roman"/>
-        </w:rPr>
-        <w:t>дносвязный или двусвязный список — прост и эффективен для небольших объёмов памяти;</w:t>
+          <w:b/>
+        </w:rPr>
+        <w:t>односвязный</w:t>
+      </w:r>
+      <w:r>
+        <w:rPr>
+          <w:rFonts w:cs="Times New Roman"/>
+        </w:rPr>
+        <w:t xml:space="preserve"> или двусвязный список — прост и эффективен для небольших объёмов памяти;</w:t>
       </w:r>
     </w:p>
     <w:p>
@@ -6575,14 +6217,15 @@
       <w:r>
         <w:rPr>
           <w:rFonts w:cs="Times New Roman"/>
-        </w:rPr>
-        <w:t>Д</w:t>
-      </w:r>
-      <w:r>
-        <w:rPr>
-          <w:rFonts w:cs="Times New Roman"/>
-        </w:rPr>
-        <w:t xml:space="preserve">воичное дерево поиска — позволяет быстро находить блоки нужного размера (используется в </w:t>
+          <w:b/>
+        </w:rPr>
+        <w:t>двоичное дерево поиска</w:t>
+      </w:r>
+      <w:r>
+        <w:rPr>
+          <w:rFonts w:cs="Times New Roman"/>
+        </w:rPr>
+        <w:t xml:space="preserve"> — позволяет быстро находить блоки нужного размера (используется в </w:t>
       </w:r>
       <w:r>
         <w:rPr>
@@ -6614,30 +6257,52 @@
       <w:r>
         <w:rPr>
           <w:rFonts w:cs="Times New Roman"/>
-        </w:rPr>
-        <w:t>Х</w:t>
-      </w:r>
-      <w:r>
-        <w:rPr>
-          <w:rFonts w:cs="Times New Roman"/>
-        </w:rPr>
-        <w:t>еш-таблицы по размеру — применяются в некоторых специализированных аллокаторах.</w:t>
+          <w:b/>
+        </w:rPr>
+        <w:t>хеш-таблицы по разм</w:t>
+      </w:r>
+      <w:bookmarkStart w:id="12" w:name="_GoBack"/>
+      <w:bookmarkEnd w:id="12"/>
+      <w:r>
+        <w:rPr>
+          <w:rFonts w:cs="Times New Roman"/>
+          <w:b/>
+        </w:rPr>
+        <w:t>еру</w:t>
+      </w:r>
+      <w:r>
+        <w:rPr>
+          <w:rFonts w:cs="Times New Roman"/>
+        </w:rPr>
+        <w:t xml:space="preserve"> — применяются в некоторых специализированных аллокаторах.</w:t>
+      </w:r>
+      <w:bookmarkStart w:id="13" w:name="_Toc212235165"/>
+    </w:p>
+    <w:p>
+      <w:pPr>
+        <w:spacing w:after="160" w:line="360" w:lineRule="auto"/>
+        <w:ind w:left="709" w:firstLine="0"/>
+        <w:jc w:val="left"/>
+        <w:rPr>
+          <w:rFonts w:cs="Times New Roman"/>
+        </w:rPr>
+      </w:pPr>
+      <w:r>
+        <w:rPr>
+          <w:rFonts w:cs="Times New Roman"/>
+        </w:rPr>
+        <w:br w:type="page"/>
       </w:r>
     </w:p>
     <w:p>
       <w:pPr>
         <w:pStyle w:val="2"/>
       </w:pPr>
-      <w:bookmarkStart w:id="12" w:name="_Toc212235165"/>
-    </w:p>
-    <w:p>
-      <w:pPr>
-        <w:pStyle w:val="2"/>
-      </w:pPr>
-      <w:r>
+      <w:r>
+        <w:lastRenderedPageBreak/>
         <w:t>1.5 Обоснование выбора метода и средств реализации</w:t>
       </w:r>
-      <w:bookmarkEnd w:id="12"/>
+      <w:bookmarkEnd w:id="13"/>
     </w:p>
     <w:p>
       <w:pPr>
@@ -6675,7 +6340,7 @@
         <w:rPr>
           <w:rFonts w:cs="Times New Roman"/>
         </w:rPr>
-        <w:t>Д</w:t>
+        <w:t>д</w:t>
       </w:r>
       <w:r>
         <w:rPr>
@@ -6700,13 +6365,7 @@
         <w:rPr>
           <w:rFonts w:cs="Times New Roman"/>
         </w:rPr>
-        <w:t xml:space="preserve">Освобождение </w:t>
-      </w:r>
-      <w:r>
-        <w:rPr>
-          <w:rFonts w:cs="Times New Roman"/>
-        </w:rPr>
-        <w:t>ранее выделенных блоков;</w:t>
+        <w:t>освобождение ранее выделенных блоков;</w:t>
       </w:r>
     </w:p>
     <w:p>
@@ -6725,13 +6384,7 @@
         <w:rPr>
           <w:rFonts w:cs="Times New Roman"/>
         </w:rPr>
-        <w:t xml:space="preserve">Автоматическое </w:t>
-      </w:r>
-      <w:r>
-        <w:rPr>
-          <w:rFonts w:cs="Times New Roman"/>
-        </w:rPr>
-        <w:t>слияние соседних свободных блоков для борьбы с внешней фрагментацией;</w:t>
+        <w:t>автоматическое слияние соседних свободных блоков для борьбы с внешней фрагментацией;</w:t>
       </w:r>
     </w:p>
     <w:p>
@@ -6750,13 +6403,7 @@
         <w:rPr>
           <w:rFonts w:cs="Times New Roman"/>
         </w:rPr>
-        <w:t xml:space="preserve">Хранение </w:t>
-      </w:r>
-      <w:r>
-        <w:rPr>
-          <w:rFonts w:cs="Times New Roman"/>
-        </w:rPr>
-        <w:t>метаданных непосредственно перед каждым блоком данных.</w:t>
+        <w:t>хранение метаданных непосредственно перед каждым блоком данных.</w:t>
       </w:r>
     </w:p>
     <w:p>
@@ -6796,7 +6443,7 @@
         <w:ind w:left="0" w:firstLine="709"/>
       </w:pPr>
       <w:r>
-        <w:t>П</w:t>
+        <w:t>п</w:t>
       </w:r>
       <w:r>
         <w:t>рост в реализации;</w:t>
@@ -6812,10 +6459,19 @@
         <w:ind w:left="0" w:firstLine="709"/>
       </w:pPr>
       <w:r>
-        <w:t>О</w:t>
-      </w:r>
-      <w:r>
-        <w:t>беспечивает приемлемую производительность (O(n) в худшем случае);</w:t>
+        <w:t>о</w:t>
+      </w:r>
+      <w:r>
+        <w:t>беспечивает приемлемую производительность (</w:t>
+      </w:r>
+      <w:r>
+        <w:rPr>
+          <w:lang w:val="en-US"/>
+        </w:rPr>
+        <w:t>O</w:t>
+      </w:r>
+      <w:r>
+        <w:t>(n) в худшем случае);</w:t>
       </w:r>
     </w:p>
     <w:p>
@@ -6828,8 +6484,7 @@
         <w:ind w:left="0" w:firstLine="709"/>
       </w:pPr>
       <w:r>
-        <w:lastRenderedPageBreak/>
-        <w:t>П</w:t>
+        <w:t>п</w:t>
       </w:r>
       <w:r>
         <w:t>озволяет наглядно продемонстрировать процессы фрагментации и дефрагментации.</w:t>
@@ -6858,7 +6513,7 @@
         <w:ind w:left="0" w:firstLine="709"/>
       </w:pPr>
       <w:r>
-        <w:t>П</w:t>
+        <w:t>п</w:t>
       </w:r>
       <w:r>
         <w:t>редоставляет низкоуровневый контроль над памятью;</w:t>
@@ -6874,10 +6529,16 @@
         <w:ind w:left="0" w:firstLine="709"/>
       </w:pPr>
       <w:r>
-        <w:t>Ш</w:t>
-      </w:r>
-      <w:r>
-        <w:t>ироко используется для разработки системного ПО;</w:t>
+        <w:t>ш</w:t>
+      </w:r>
+      <w:r>
+        <w:t xml:space="preserve">ироко используется для разработки системного </w:t>
+      </w:r>
+      <w:r>
+        <w:t>ПО</w:t>
+      </w:r>
+      <w:r>
+        <w:t>;</w:t>
       </w:r>
     </w:p>
     <w:p>
@@ -6890,7 +6551,7 @@
         <w:ind w:left="0" w:firstLine="709"/>
       </w:pPr>
       <w:r>
-        <w:t>П</w:t>
+        <w:t>п</w:t>
       </w:r>
       <w:r>
         <w:t>озволяет работать с указателями и управлять байтовыми смещениями напрямую.</w:t>
@@ -6932,11 +6593,11 @@
       <w:pPr>
         <w:pStyle w:val="2"/>
       </w:pPr>
-      <w:bookmarkStart w:id="13" w:name="_Toc212235166"/>
+      <w:bookmarkStart w:id="14" w:name="_Toc212235166"/>
       <w:r>
         <w:t>1.6 Выводы</w:t>
       </w:r>
-      <w:bookmarkEnd w:id="13"/>
+      <w:bookmarkEnd w:id="14"/>
     </w:p>
     <w:p>
       <w:pPr>
@@ -7049,7 +6710,7 @@
         <w:ind w:left="0" w:firstLine="709"/>
       </w:pPr>
       <w:r>
-        <w:t>П</w:t>
+        <w:t>п</w:t>
       </w:r>
       <w:r>
         <w:t>родемонстрировать работу фундаментальных структур данных;</w:t>
@@ -7065,7 +6726,7 @@
         <w:ind w:left="0" w:firstLine="709"/>
       </w:pPr>
       <w:r>
-        <w:t>П</w:t>
+        <w:t>п</w:t>
       </w:r>
       <w:r>
         <w:t>роанализировать явления фрагментации;</w:t>
@@ -7081,22 +6742,26 @@
         <w:ind w:left="0" w:firstLine="709"/>
       </w:pPr>
       <w:r>
-        <w:t>Р</w:t>
-      </w:r>
-      <w:r>
-        <w:t>еализовать функционально завершённую модель, соответствующую целям дисциплины «Алгоритмы и структуры данных».</w:t>
-      </w:r>
-    </w:p>
-    <w:p>
-      <w:pPr>
-        <w:rPr>
-          <w:rFonts w:cs="Times New Roman"/>
-        </w:rPr>
-      </w:pPr>
-      <w:r>
-        <w:rPr>
-          <w:rFonts w:cs="Times New Roman"/>
-        </w:rPr>
+        <w:t>р</w:t>
+      </w:r>
+      <w:r>
+        <w:t xml:space="preserve">еализовать функционально завершённую модель, соответствующую целям </w:t>
+      </w:r>
+      <w:r>
+        <w:t>курсовой работы.</w:t>
+      </w:r>
+    </w:p>
+    <w:p>
+      <w:pPr>
+        <w:rPr>
+          <w:rFonts w:cs="Times New Roman"/>
+        </w:rPr>
+      </w:pPr>
+      <w:r>
+        <w:rPr>
+          <w:rFonts w:cs="Times New Roman"/>
+        </w:rPr>
+        <w:lastRenderedPageBreak/>
         <w:t>Данный выбор обоснован как с методической, так и с практической точки зрения и будет положен в основу второй части курсовой работы — описания разработанной программы.</w:t>
       </w:r>
     </w:p>
@@ -7119,7 +6784,7 @@
 </file>
 
 <file path=word/endnotes.xml><?xml version="1.0" encoding="utf-8"?>
-<w:endnotes xmlns:wpc="http://schemas.microsoft.com/office/word/2010/wordprocessingCanvas" xmlns:cx="http://schemas.microsoft.com/office/drawing/2014/chartex" xmlns:cx1="http://schemas.microsoft.com/office/drawing/2015/9/8/chartex" xmlns:cx2="http://schemas.microsoft.com/office/drawing/2015/10/21/chartex" xmlns:cx3="http://schemas.microsoft.com/office/drawing/2016/5/9/chartex" xmlns:cx4="http://schemas.microsoft.com/office/drawing/2016/5/10/chartex" xmlns:cx5="http://schemas.microsoft.com/office/drawing/2016/5/11/chartex" xmlns:cx6="http://schemas.microsoft.com/office/drawing/2016/5/12/chartex" xmlns:cx7="http://schemas.microsoft.com/office/drawing/2016/5/13/chartex" xmlns:cx8="http://schemas.microsoft.com/office/drawing/2016/5/14/chartex" xmlns:mc="http://schemas.openxmlformats.org/markup-compatibility/2006" xmlns:aink="http://schemas.microsoft.com/office/drawing/2016/ink" xmlns:am3d="http://schemas.microsoft.com/office/drawing/2017/model3d" xmlns:o="urn:schemas-microsoft-com:office:office" xmlns:oel="http://schemas.microsoft.com/office/2019/extlst" xmlns:r="http://schemas.openxmlformats.org/officeDocument/2006/relationships" xmlns:m="http://schemas.openxmlformats.org/officeDocument/2006/math" xmlns:v="urn:schemas-microsoft-com:vml" xmlns:wp14="http://schemas.microsoft.com/office/word/2010/wordprocessingDrawing" xmlns:wp="http://schemas.openxmlformats.org/drawingml/2006/wordprocessingDrawing" xmlns:w10="urn:schemas-microsoft-com:office:word" xmlns:w="http://schemas.openxmlformats.org/wordprocessingml/2006/main" xmlns:w14="http://schemas.microsoft.com/office/word/2010/wordml" xmlns:w15="http://schemas.microsoft.com/office/word/2012/wordml" xmlns:w16cex="http://schemas.microsoft.com/office/word/2018/wordml/cex" xmlns:w16cid="http://schemas.microsoft.com/office/word/2016/wordml/cid" xmlns:w16="http://schemas.microsoft.com/office/word/2018/wordml" xmlns:w16du="http://schemas.microsoft.com/office/word/2023/wordml/word16du" xmlns:w16sdtdh="http://schemas.microsoft.com/office/word/2020/wordml/sdtdatahash" xmlns:w16sdtfl="http://schemas.microsoft.com/office/word/2024/wordml/sdtformatlock" xmlns:w16se="http://schemas.microsoft.com/office/word/2015/wordml/symex" xmlns:wpg="http://schemas.microsoft.com/office/word/2010/wordprocessingGroup" xmlns:wpi="http://schemas.microsoft.com/office/word/2010/wordprocessingInk" xmlns:wne="http://schemas.microsoft.com/office/word/2006/wordml" xmlns:wps="http://schemas.microsoft.com/office/word/2010/wordprocessingShape" mc:Ignorable="w14 w15 w16se w16cid w16 w16cex w16sdtdh w16sdtfl w16du wp14">
+<w:endnotes xmlns:wpc="http://schemas.microsoft.com/office/word/2010/wordprocessingCanvas" xmlns:mc="http://schemas.openxmlformats.org/markup-compatibility/2006" xmlns:o="urn:schemas-microsoft-com:office:office" xmlns:r="http://schemas.openxmlformats.org/officeDocument/2006/relationships" xmlns:m="http://schemas.openxmlformats.org/officeDocument/2006/math" xmlns:v="urn:schemas-microsoft-com:vml" xmlns:wp14="http://schemas.microsoft.com/office/word/2010/wordprocessingDrawing" xmlns:wp="http://schemas.openxmlformats.org/drawingml/2006/wordprocessingDrawing" xmlns:w10="urn:schemas-microsoft-com:office:word" xmlns:w="http://schemas.openxmlformats.org/wordprocessingml/2006/main" xmlns:w14="http://schemas.microsoft.com/office/word/2010/wordml" xmlns:w15="http://schemas.microsoft.com/office/word/2012/wordml" xmlns:wpg="http://schemas.microsoft.com/office/word/2010/wordprocessingGroup" xmlns:wpi="http://schemas.microsoft.com/office/word/2010/wordprocessingInk" xmlns:wne="http://schemas.microsoft.com/office/word/2006/wordml" xmlns:wps="http://schemas.microsoft.com/office/word/2010/wordprocessingShape" mc:Ignorable="w14 w15 wp14">
   <w:endnote w:type="separator" w:id="-1">
     <w:p>
       <w:r>
@@ -7138,7 +6803,87 @@
 </file>
 
 <file path=word/footer1.xml><?xml version="1.0" encoding="utf-8"?>
-<w:ftr xmlns:wpc="http://schemas.microsoft.com/office/word/2010/wordprocessingCanvas" xmlns:cx="http://schemas.microsoft.com/office/drawing/2014/chartex" xmlns:cx1="http://schemas.microsoft.com/office/drawing/2015/9/8/chartex" xmlns:cx2="http://schemas.microsoft.com/office/drawing/2015/10/21/chartex" xmlns:cx3="http://schemas.microsoft.com/office/drawing/2016/5/9/chartex" xmlns:cx4="http://schemas.microsoft.com/office/drawing/2016/5/10/chartex" xmlns:cx5="http://schemas.microsoft.com/office/drawing/2016/5/11/chartex" xmlns:cx6="http://schemas.microsoft.com/office/drawing/2016/5/12/chartex" xmlns:cx7="http://schemas.microsoft.com/office/drawing/2016/5/13/chartex" xmlns:cx8="http://schemas.microsoft.com/office/drawing/2016/5/14/chartex" xmlns:mc="http://schemas.openxmlformats.org/markup-compatibility/2006" xmlns:aink="http://schemas.microsoft.com/office/drawing/2016/ink" xmlns:am3d="http://schemas.microsoft.com/office/drawing/2017/model3d" xmlns:o="urn:schemas-microsoft-com:office:office" xmlns:oel="http://schemas.microsoft.com/office/2019/extlst" xmlns:r="http://schemas.openxmlformats.org/officeDocument/2006/relationships" xmlns:m="http://schemas.openxmlformats.org/officeDocument/2006/math" xmlns:v="urn:schemas-microsoft-com:vml" xmlns:wp14="http://schemas.microsoft.com/office/word/2010/wordprocessingDrawing" xmlns:wp="http://schemas.openxmlformats.org/drawingml/2006/wordprocessingDrawing" xmlns:w10="urn:schemas-microsoft-com:office:word" xmlns:w="http://schemas.openxmlformats.org/wordprocessingml/2006/main" xmlns:w14="http://schemas.microsoft.com/office/word/2010/wordml" xmlns:w15="http://schemas.microsoft.com/office/word/2012/wordml" xmlns:w16cex="http://schemas.microsoft.com/office/word/2018/wordml/cex" xmlns:w16cid="http://schemas.microsoft.com/office/word/2016/wordml/cid" xmlns:w16="http://schemas.microsoft.com/office/word/2018/wordml" xmlns:w16du="http://schemas.microsoft.com/office/word/2023/wordml/word16du" xmlns:w16sdtdh="http://schemas.microsoft.com/office/word/2020/wordml/sdtdatahash" xmlns:w16sdtfl="http://schemas.microsoft.com/office/word/2024/wordml/sdtformatlock" xmlns:w16se="http://schemas.microsoft.com/office/word/2015/wordml/symex" xmlns:wpg="http://schemas.microsoft.com/office/word/2010/wordprocessingGroup" xmlns:wpi="http://schemas.microsoft.com/office/word/2010/wordprocessingInk" xmlns:wne="http://schemas.microsoft.com/office/word/2006/wordml" xmlns:wps="http://schemas.microsoft.com/office/word/2010/wordprocessingShape" mc:Ignorable="w14 w15 w16se w16cid w16 w16cex w16sdtdh w16sdtfl w16du wp14">
+<w:ftr xmlns:wpc="http://schemas.microsoft.com/office/word/2010/wordprocessingCanvas" xmlns:mc="http://schemas.openxmlformats.org/markup-compatibility/2006" xmlns:o="urn:schemas-microsoft-com:office:office" xmlns:r="http://schemas.openxmlformats.org/officeDocument/2006/relationships" xmlns:m="http://schemas.openxmlformats.org/officeDocument/2006/math" xmlns:v="urn:schemas-microsoft-com:vml" xmlns:wp14="http://schemas.microsoft.com/office/word/2010/wordprocessingDrawing" xmlns:wp="http://schemas.openxmlformats.org/drawingml/2006/wordprocessingDrawing" xmlns:w10="urn:schemas-microsoft-com:office:word" xmlns:w="http://schemas.openxmlformats.org/wordprocessingml/2006/main" xmlns:w14="http://schemas.microsoft.com/office/word/2010/wordml" xmlns:w15="http://schemas.microsoft.com/office/word/2012/wordml" xmlns:wpg="http://schemas.microsoft.com/office/word/2010/wordprocessingGroup" xmlns:wpi="http://schemas.microsoft.com/office/word/2010/wordprocessingInk" xmlns:wne="http://schemas.microsoft.com/office/word/2006/wordml" xmlns:wps="http://schemas.microsoft.com/office/word/2010/wordprocessingShape" mc:Ignorable="w14 w15 wp14">
+  <w:p>
+    <w:pPr>
+      <w:pStyle w:val="a6"/>
+      <w:framePr w:wrap="around" w:vAnchor="text" w:hAnchor="margin" w:xAlign="right" w:y="1"/>
+      <w:rPr>
+        <w:rStyle w:val="af6"/>
+      </w:rPr>
+    </w:pPr>
+    <w:r>
+      <w:rPr>
+        <w:rStyle w:val="af6"/>
+      </w:rPr>
+      <w:fldChar w:fldCharType="begin"/>
+    </w:r>
+    <w:r>
+      <w:rPr>
+        <w:rStyle w:val="af6"/>
+      </w:rPr>
+      <w:instrText xml:space="preserve">PAGE  </w:instrText>
+    </w:r>
+    <w:r>
+      <w:rPr>
+        <w:rStyle w:val="af6"/>
+      </w:rPr>
+      <w:fldChar w:fldCharType="separate"/>
+    </w:r>
+    <w:r>
+      <w:rPr>
+        <w:rStyle w:val="af6"/>
+        <w:noProof/>
+      </w:rPr>
+      <w:t>1</w:t>
+    </w:r>
+    <w:r>
+      <w:rPr>
+        <w:rStyle w:val="af6"/>
+      </w:rPr>
+      <w:fldChar w:fldCharType="end"/>
+    </w:r>
+  </w:p>
+  <w:p>
+    <w:pPr>
+      <w:pStyle w:val="a6"/>
+      <w:ind w:right="360"/>
+    </w:pPr>
+  </w:p>
+</w:ftr>
+</file>
+
+<file path=word/footer2.xml><?xml version="1.0" encoding="utf-8"?>
+<w:ftr xmlns:wpc="http://schemas.microsoft.com/office/word/2010/wordprocessingCanvas" xmlns:mc="http://schemas.openxmlformats.org/markup-compatibility/2006" xmlns:o="urn:schemas-microsoft-com:office:office" xmlns:r="http://schemas.openxmlformats.org/officeDocument/2006/relationships" xmlns:m="http://schemas.openxmlformats.org/officeDocument/2006/math" xmlns:v="urn:schemas-microsoft-com:vml" xmlns:wp14="http://schemas.microsoft.com/office/word/2010/wordprocessingDrawing" xmlns:wp="http://schemas.openxmlformats.org/drawingml/2006/wordprocessingDrawing" xmlns:w10="urn:schemas-microsoft-com:office:word" xmlns:w="http://schemas.openxmlformats.org/wordprocessingml/2006/main" xmlns:w14="http://schemas.microsoft.com/office/word/2010/wordml" xmlns:w15="http://schemas.microsoft.com/office/word/2012/wordml" xmlns:wpg="http://schemas.microsoft.com/office/word/2010/wordprocessingGroup" xmlns:wpi="http://schemas.microsoft.com/office/word/2010/wordprocessingInk" xmlns:wne="http://schemas.microsoft.com/office/word/2006/wordml" xmlns:wps="http://schemas.microsoft.com/office/word/2010/wordprocessingShape" mc:Ignorable="w14 w15 wp14">
+  <w:p>
+    <w:pPr>
+      <w:pStyle w:val="a6"/>
+      <w:jc w:val="center"/>
+    </w:pPr>
+    <w:r>
+      <w:fldChar w:fldCharType="begin"/>
+    </w:r>
+    <w:r>
+      <w:instrText>PAGE   \* MERGEFORMAT</w:instrText>
+    </w:r>
+    <w:r>
+      <w:fldChar w:fldCharType="separate"/>
+    </w:r>
+    <w:r>
+      <w:rPr>
+        <w:noProof/>
+      </w:rPr>
+      <w:t>2</w:t>
+    </w:r>
+    <w:r>
+      <w:fldChar w:fldCharType="end"/>
+    </w:r>
+  </w:p>
+</w:ftr>
+</file>
+
+<file path=word/footer3.xml><?xml version="1.0" encoding="utf-8"?>
+<w:ftr xmlns:wpc="http://schemas.microsoft.com/office/word/2010/wordprocessingCanvas" xmlns:mc="http://schemas.openxmlformats.org/markup-compatibility/2006" xmlns:o="urn:schemas-microsoft-com:office:office" xmlns:r="http://schemas.openxmlformats.org/officeDocument/2006/relationships" xmlns:m="http://schemas.openxmlformats.org/officeDocument/2006/math" xmlns:v="urn:schemas-microsoft-com:vml" xmlns:wp14="http://schemas.microsoft.com/office/word/2010/wordprocessingDrawing" xmlns:wp="http://schemas.openxmlformats.org/drawingml/2006/wordprocessingDrawing" xmlns:w10="urn:schemas-microsoft-com:office:word" xmlns:w="http://schemas.openxmlformats.org/wordprocessingml/2006/main" xmlns:w14="http://schemas.microsoft.com/office/word/2010/wordml" xmlns:w15="http://schemas.microsoft.com/office/word/2012/wordml" xmlns:wpg="http://schemas.microsoft.com/office/word/2010/wordprocessingGroup" xmlns:wpi="http://schemas.microsoft.com/office/word/2010/wordprocessingInk" xmlns:wne="http://schemas.microsoft.com/office/word/2006/wordml" xmlns:wps="http://schemas.microsoft.com/office/word/2010/wordprocessingShape" mc:Ignorable="w14 w15 wp14">
   <w:sdt>
     <w:sdtPr>
       <w:id w:val="662517046"/>
@@ -7147,6 +6892,7 @@
         <w:docPartUnique/>
       </w:docPartObj>
     </w:sdtPr>
+    <w:sdtEndPr/>
     <w:sdtContent>
       <w:p>
         <w:pPr>
@@ -7164,7 +6910,10 @@
           <w:fldChar w:fldCharType="separate"/>
         </w:r>
         <w:r>
-          <w:t>2</w:t>
+          <w:rPr>
+            <w:noProof/>
+          </w:rPr>
+          <w:t>10</w:t>
         </w:r>
         <w:r>
           <w:fldChar w:fldCharType="end"/>
@@ -7181,7 +6930,7 @@
 </file>
 
 <file path=word/footnotes.xml><?xml version="1.0" encoding="utf-8"?>
-<w:footnotes xmlns:wpc="http://schemas.microsoft.com/office/word/2010/wordprocessingCanvas" xmlns:cx="http://schemas.microsoft.com/office/drawing/2014/chartex" xmlns:cx1="http://schemas.microsoft.com/office/drawing/2015/9/8/chartex" xmlns:cx2="http://schemas.microsoft.com/office/drawing/2015/10/21/chartex" xmlns:cx3="http://schemas.microsoft.com/office/drawing/2016/5/9/chartex" xmlns:cx4="http://schemas.microsoft.com/office/drawing/2016/5/10/chartex" xmlns:cx5="http://schemas.microsoft.com/office/drawing/2016/5/11/chartex" xmlns:cx6="http://schemas.microsoft.com/office/drawing/2016/5/12/chartex" xmlns:cx7="http://schemas.microsoft.com/office/drawing/2016/5/13/chartex" xmlns:cx8="http://schemas.microsoft.com/office/drawing/2016/5/14/chartex" xmlns:mc="http://schemas.openxmlformats.org/markup-compatibility/2006" xmlns:aink="http://schemas.microsoft.com/office/drawing/2016/ink" xmlns:am3d="http://schemas.microsoft.com/office/drawing/2017/model3d" xmlns:o="urn:schemas-microsoft-com:office:office" xmlns:oel="http://schemas.microsoft.com/office/2019/extlst" xmlns:r="http://schemas.openxmlformats.org/officeDocument/2006/relationships" xmlns:m="http://schemas.openxmlformats.org/officeDocument/2006/math" xmlns:v="urn:schemas-microsoft-com:vml" xmlns:wp14="http://schemas.microsoft.com/office/word/2010/wordprocessingDrawing" xmlns:wp="http://schemas.openxmlformats.org/drawingml/2006/wordprocessingDrawing" xmlns:w10="urn:schemas-microsoft-com:office:word" xmlns:w="http://schemas.openxmlformats.org/wordprocessingml/2006/main" xmlns:w14="http://schemas.microsoft.com/office/word/2010/wordml" xmlns:w15="http://schemas.microsoft.com/office/word/2012/wordml" xmlns:w16cex="http://schemas.microsoft.com/office/word/2018/wordml/cex" xmlns:w16cid="http://schemas.microsoft.com/office/word/2016/wordml/cid" xmlns:w16="http://schemas.microsoft.com/office/word/2018/wordml" xmlns:w16du="http://schemas.microsoft.com/office/word/2023/wordml/word16du" xmlns:w16sdtdh="http://schemas.microsoft.com/office/word/2020/wordml/sdtdatahash" xmlns:w16sdtfl="http://schemas.microsoft.com/office/word/2024/wordml/sdtformatlock" xmlns:w16se="http://schemas.microsoft.com/office/word/2015/wordml/symex" xmlns:wpg="http://schemas.microsoft.com/office/word/2010/wordprocessingGroup" xmlns:wpi="http://schemas.microsoft.com/office/word/2010/wordprocessingInk" xmlns:wne="http://schemas.microsoft.com/office/word/2006/wordml" xmlns:wps="http://schemas.microsoft.com/office/word/2010/wordprocessingShape" mc:Ignorable="w14 w15 w16se w16cid w16 w16cex w16sdtdh w16sdtfl w16du wp14">
+<w:footnotes xmlns:wpc="http://schemas.microsoft.com/office/word/2010/wordprocessingCanvas" xmlns:mc="http://schemas.openxmlformats.org/markup-compatibility/2006" xmlns:o="urn:schemas-microsoft-com:office:office" xmlns:r="http://schemas.openxmlformats.org/officeDocument/2006/relationships" xmlns:m="http://schemas.openxmlformats.org/officeDocument/2006/math" xmlns:v="urn:schemas-microsoft-com:vml" xmlns:wp14="http://schemas.microsoft.com/office/word/2010/wordprocessingDrawing" xmlns:wp="http://schemas.openxmlformats.org/drawingml/2006/wordprocessingDrawing" xmlns:w10="urn:schemas-microsoft-com:office:word" xmlns:w="http://schemas.openxmlformats.org/wordprocessingml/2006/main" xmlns:w14="http://schemas.microsoft.com/office/word/2010/wordml" xmlns:w15="http://schemas.microsoft.com/office/word/2012/wordml" xmlns:wpg="http://schemas.microsoft.com/office/word/2010/wordprocessingGroup" xmlns:wpi="http://schemas.microsoft.com/office/word/2010/wordprocessingInk" xmlns:wne="http://schemas.microsoft.com/office/word/2006/wordml" xmlns:wps="http://schemas.microsoft.com/office/word/2010/wordprocessingShape" mc:Ignorable="w14 w15 wp14">
   <w:footnote w:type="separator" w:id="-1">
     <w:p>
       <w:r>
@@ -7200,8 +6949,8 @@
 </file>
 
 <file path=word/numbering.xml><?xml version="1.0" encoding="utf-8"?>
-<w:numbering xmlns:wpc="http://schemas.microsoft.com/office/word/2010/wordprocessingCanvas" xmlns:cx="http://schemas.microsoft.com/office/drawing/2014/chartex" xmlns:cx1="http://schemas.microsoft.com/office/drawing/2015/9/8/chartex" xmlns:cx2="http://schemas.microsoft.com/office/drawing/2015/10/21/chartex" xmlns:cx3="http://schemas.microsoft.com/office/drawing/2016/5/9/chartex" xmlns:cx4="http://schemas.microsoft.com/office/drawing/2016/5/10/chartex" xmlns:cx5="http://schemas.microsoft.com/office/drawing/2016/5/11/chartex" xmlns:cx6="http://schemas.microsoft.com/office/drawing/2016/5/12/chartex" xmlns:cx7="http://schemas.microsoft.com/office/drawing/2016/5/13/chartex" xmlns:cx8="http://schemas.microsoft.com/office/drawing/2016/5/14/chartex" xmlns:mc="http://schemas.openxmlformats.org/markup-compatibility/2006" xmlns:aink="http://schemas.microsoft.com/office/drawing/2016/ink" xmlns:am3d="http://schemas.microsoft.com/office/drawing/2017/model3d" xmlns:o="urn:schemas-microsoft-com:office:office" xmlns:oel="http://schemas.microsoft.com/office/2019/extlst" xmlns:r="http://schemas.openxmlformats.org/officeDocument/2006/relationships" xmlns:m="http://schemas.openxmlformats.org/officeDocument/2006/math" xmlns:v="urn:schemas-microsoft-com:vml" xmlns:wp14="http://schemas.microsoft.com/office/word/2010/wordprocessingDrawing" xmlns:wp="http://schemas.openxmlformats.org/drawingml/2006/wordprocessingDrawing" xmlns:w10="urn:schemas-microsoft-com:office:word" xmlns:w="http://schemas.openxmlformats.org/wordprocessingml/2006/main" xmlns:w14="http://schemas.microsoft.com/office/word/2010/wordml" xmlns:w15="http://schemas.microsoft.com/office/word/2012/wordml" xmlns:w16cex="http://schemas.microsoft.com/office/word/2018/wordml/cex" xmlns:w16cid="http://schemas.microsoft.com/office/word/2016/wordml/cid" xmlns:w16="http://schemas.microsoft.com/office/word/2018/wordml" xmlns:w16du="http://schemas.microsoft.com/office/word/2023/wordml/word16du" xmlns:w16sdtdh="http://schemas.microsoft.com/office/word/2020/wordml/sdtdatahash" xmlns:w16sdtfl="http://schemas.microsoft.com/office/word/2024/wordml/sdtformatlock" xmlns:w16se="http://schemas.microsoft.com/office/word/2015/wordml/symex" xmlns:wpg="http://schemas.microsoft.com/office/word/2010/wordprocessingGroup" xmlns:wpi="http://schemas.microsoft.com/office/word/2010/wordprocessingInk" xmlns:wne="http://schemas.microsoft.com/office/word/2006/wordml" xmlns:wps="http://schemas.microsoft.com/office/word/2010/wordprocessingShape" mc:Ignorable="w14 w15 w16se w16cid w16 w16cex w16sdtdh w16sdtfl w16du wp14">
-  <w:abstractNum w:abstractNumId="0" w15:restartNumberingAfterBreak="0">
+<w:numbering xmlns:wpc="http://schemas.microsoft.com/office/word/2010/wordprocessingCanvas" xmlns:mc="http://schemas.openxmlformats.org/markup-compatibility/2006" xmlns:o="urn:schemas-microsoft-com:office:office" xmlns:r="http://schemas.openxmlformats.org/officeDocument/2006/relationships" xmlns:m="http://schemas.openxmlformats.org/officeDocument/2006/math" xmlns:v="urn:schemas-microsoft-com:vml" xmlns:wp14="http://schemas.microsoft.com/office/word/2010/wordprocessingDrawing" xmlns:wp="http://schemas.openxmlformats.org/drawingml/2006/wordprocessingDrawing" xmlns:w10="urn:schemas-microsoft-com:office:word" xmlns:w="http://schemas.openxmlformats.org/wordprocessingml/2006/main" xmlns:w14="http://schemas.microsoft.com/office/word/2010/wordml" xmlns:w15="http://schemas.microsoft.com/office/word/2012/wordml" xmlns:wpg="http://schemas.microsoft.com/office/word/2010/wordprocessingGroup" xmlns:wpi="http://schemas.microsoft.com/office/word/2010/wordprocessingInk" xmlns:wne="http://schemas.microsoft.com/office/word/2006/wordml" xmlns:wps="http://schemas.microsoft.com/office/word/2010/wordprocessingShape" mc:Ignorable="w14 w15 wp14">
+  <w:abstractNum w:abstractNumId="0">
     <w:nsid w:val="04AB5249"/>
     <w:multiLevelType w:val="hybridMultilevel"/>
     <w:tmpl w:val="2418030C"/>
@@ -7314,7 +7063,7 @@
       </w:rPr>
     </w:lvl>
   </w:abstractNum>
-  <w:abstractNum w:abstractNumId="1" w15:restartNumberingAfterBreak="0">
+  <w:abstractNum w:abstractNumId="1">
     <w:nsid w:val="08071E29"/>
     <w:multiLevelType w:val="hybridMultilevel"/>
     <w:tmpl w:val="CE923E0A"/>
@@ -7438,7 +7187,7 @@
       </w:rPr>
     </w:lvl>
   </w:abstractNum>
-  <w:abstractNum w:abstractNumId="2" w15:restartNumberingAfterBreak="0">
+  <w:abstractNum w:abstractNumId="2">
     <w:nsid w:val="0E5171E8"/>
     <w:multiLevelType w:val="hybridMultilevel"/>
     <w:tmpl w:val="51B27578"/>
@@ -7560,7 +7309,7 @@
       </w:rPr>
     </w:lvl>
   </w:abstractNum>
-  <w:abstractNum w:abstractNumId="3" w15:restartNumberingAfterBreak="0">
+  <w:abstractNum w:abstractNumId="3">
     <w:nsid w:val="0E700835"/>
     <w:multiLevelType w:val="multilevel"/>
     <w:tmpl w:val="18D28844"/>
@@ -7709,7 +7458,7 @@
       </w:rPr>
     </w:lvl>
   </w:abstractNum>
-  <w:abstractNum w:abstractNumId="4" w15:restartNumberingAfterBreak="0">
+  <w:abstractNum w:abstractNumId="4">
     <w:nsid w:val="11A813B8"/>
     <w:multiLevelType w:val="multilevel"/>
     <w:tmpl w:val="76586D10"/>
@@ -7858,7 +7607,7 @@
       </w:rPr>
     </w:lvl>
   </w:abstractNum>
-  <w:abstractNum w:abstractNumId="5" w15:restartNumberingAfterBreak="0">
+  <w:abstractNum w:abstractNumId="5">
     <w:nsid w:val="145D6B95"/>
     <w:multiLevelType w:val="multilevel"/>
     <w:tmpl w:val="17EE60A8"/>
@@ -8007,7 +7756,7 @@
       </w:rPr>
     </w:lvl>
   </w:abstractNum>
-  <w:abstractNum w:abstractNumId="6" w15:restartNumberingAfterBreak="0">
+  <w:abstractNum w:abstractNumId="6">
     <w:nsid w:val="146B0A29"/>
     <w:multiLevelType w:val="hybridMultilevel"/>
     <w:tmpl w:val="1408DFB0"/>
@@ -8131,7 +7880,7 @@
       </w:rPr>
     </w:lvl>
   </w:abstractNum>
-  <w:abstractNum w:abstractNumId="7" w15:restartNumberingAfterBreak="0">
+  <w:abstractNum w:abstractNumId="7">
     <w:nsid w:val="192966F6"/>
     <w:multiLevelType w:val="hybridMultilevel"/>
     <w:tmpl w:val="7E142D3C"/>
@@ -8255,7 +8004,7 @@
       </w:rPr>
     </w:lvl>
   </w:abstractNum>
-  <w:abstractNum w:abstractNumId="8" w15:restartNumberingAfterBreak="0">
+  <w:abstractNum w:abstractNumId="8">
     <w:nsid w:val="1C0527DF"/>
     <w:multiLevelType w:val="multilevel"/>
     <w:tmpl w:val="BB1E1B06"/>
@@ -8404,7 +8153,7 @@
       </w:rPr>
     </w:lvl>
   </w:abstractNum>
-  <w:abstractNum w:abstractNumId="9" w15:restartNumberingAfterBreak="0">
+  <w:abstractNum w:abstractNumId="9">
     <w:nsid w:val="29491A00"/>
     <w:multiLevelType w:val="multilevel"/>
     <w:tmpl w:val="4DB0CC1A"/>
@@ -8553,7 +8302,7 @@
       </w:rPr>
     </w:lvl>
   </w:abstractNum>
-  <w:abstractNum w:abstractNumId="10" w15:restartNumberingAfterBreak="0">
+  <w:abstractNum w:abstractNumId="10">
     <w:nsid w:val="2C7A7834"/>
     <w:multiLevelType w:val="hybridMultilevel"/>
     <w:tmpl w:val="66A428EC"/>
@@ -8666,7 +8415,7 @@
       </w:rPr>
     </w:lvl>
   </w:abstractNum>
-  <w:abstractNum w:abstractNumId="11" w15:restartNumberingAfterBreak="0">
+  <w:abstractNum w:abstractNumId="11">
     <w:nsid w:val="2F481B22"/>
     <w:multiLevelType w:val="hybridMultilevel"/>
     <w:tmpl w:val="53EAA480"/>
@@ -8788,7 +8537,7 @@
       </w:rPr>
     </w:lvl>
   </w:abstractNum>
-  <w:abstractNum w:abstractNumId="12" w15:restartNumberingAfterBreak="0">
+  <w:abstractNum w:abstractNumId="12">
     <w:nsid w:val="2F7D793D"/>
     <w:multiLevelType w:val="hybridMultilevel"/>
     <w:tmpl w:val="BD5854AE"/>
@@ -8901,7 +8650,7 @@
       </w:rPr>
     </w:lvl>
   </w:abstractNum>
-  <w:abstractNum w:abstractNumId="13" w15:restartNumberingAfterBreak="0">
+  <w:abstractNum w:abstractNumId="13">
     <w:nsid w:val="3ACD1BB2"/>
     <w:multiLevelType w:val="hybridMultilevel"/>
     <w:tmpl w:val="7A9054F6"/>
@@ -9025,7 +8774,7 @@
       </w:rPr>
     </w:lvl>
   </w:abstractNum>
-  <w:abstractNum w:abstractNumId="14" w15:restartNumberingAfterBreak="0">
+  <w:abstractNum w:abstractNumId="14">
     <w:nsid w:val="3ED53FFA"/>
     <w:multiLevelType w:val="hybridMultilevel"/>
     <w:tmpl w:val="514C3A6C"/>
@@ -9149,7 +8898,7 @@
       </w:rPr>
     </w:lvl>
   </w:abstractNum>
-  <w:abstractNum w:abstractNumId="15" w15:restartNumberingAfterBreak="0">
+  <w:abstractNum w:abstractNumId="15">
     <w:nsid w:val="43903F67"/>
     <w:multiLevelType w:val="multilevel"/>
     <w:tmpl w:val="C6A4337A"/>
@@ -9262,7 +9011,7 @@
       </w:rPr>
     </w:lvl>
   </w:abstractNum>
-  <w:abstractNum w:abstractNumId="16" w15:restartNumberingAfterBreak="0">
+  <w:abstractNum w:abstractNumId="16">
     <w:nsid w:val="447E56C7"/>
     <w:multiLevelType w:val="hybridMultilevel"/>
     <w:tmpl w:val="BAF61F30"/>
@@ -9386,7 +9135,7 @@
       </w:rPr>
     </w:lvl>
   </w:abstractNum>
-  <w:abstractNum w:abstractNumId="17" w15:restartNumberingAfterBreak="0">
+  <w:abstractNum w:abstractNumId="17">
     <w:nsid w:val="49B6093B"/>
     <w:multiLevelType w:val="multilevel"/>
     <w:tmpl w:val="A7D8867C"/>
@@ -9535,7 +9284,7 @@
       </w:rPr>
     </w:lvl>
   </w:abstractNum>
-  <w:abstractNum w:abstractNumId="18" w15:restartNumberingAfterBreak="0">
+  <w:abstractNum w:abstractNumId="18">
     <w:nsid w:val="4A444F58"/>
     <w:multiLevelType w:val="hybridMultilevel"/>
     <w:tmpl w:val="32D0BF36"/>
@@ -9659,7 +9408,7 @@
       </w:rPr>
     </w:lvl>
   </w:abstractNum>
-  <w:abstractNum w:abstractNumId="19" w15:restartNumberingAfterBreak="0">
+  <w:abstractNum w:abstractNumId="19">
     <w:nsid w:val="4B025B8F"/>
     <w:multiLevelType w:val="hybridMultilevel"/>
     <w:tmpl w:val="48764AE2"/>
@@ -9745,7 +9494,7 @@
       </w:pPr>
     </w:lvl>
   </w:abstractNum>
-  <w:abstractNum w:abstractNumId="20" w15:restartNumberingAfterBreak="0">
+  <w:abstractNum w:abstractNumId="20">
     <w:nsid w:val="4CB616E8"/>
     <w:multiLevelType w:val="hybridMultilevel"/>
     <w:tmpl w:val="F4D66FE0"/>
@@ -9869,7 +9618,7 @@
       </w:rPr>
     </w:lvl>
   </w:abstractNum>
-  <w:abstractNum w:abstractNumId="21" w15:restartNumberingAfterBreak="0">
+  <w:abstractNum w:abstractNumId="21">
     <w:nsid w:val="4E2651A4"/>
     <w:multiLevelType w:val="hybridMultilevel"/>
     <w:tmpl w:val="DCE4B2AE"/>
@@ -9993,7 +9742,7 @@
       </w:rPr>
     </w:lvl>
   </w:abstractNum>
-  <w:abstractNum w:abstractNumId="22" w15:restartNumberingAfterBreak="0">
+  <w:abstractNum w:abstractNumId="22">
     <w:nsid w:val="4EB70235"/>
     <w:multiLevelType w:val="multilevel"/>
     <w:tmpl w:val="AEEADAC8"/>
@@ -10106,7 +9855,7 @@
       </w:pPr>
     </w:lvl>
   </w:abstractNum>
-  <w:abstractNum w:abstractNumId="23" w15:restartNumberingAfterBreak="0">
+  <w:abstractNum w:abstractNumId="23">
     <w:nsid w:val="54853E26"/>
     <w:multiLevelType w:val="hybridMultilevel"/>
     <w:tmpl w:val="A78885F0"/>
@@ -10195,7 +9944,7 @@
       </w:pPr>
     </w:lvl>
   </w:abstractNum>
-  <w:abstractNum w:abstractNumId="24" w15:restartNumberingAfterBreak="0">
+  <w:abstractNum w:abstractNumId="24">
     <w:nsid w:val="5C1F6C5C"/>
     <w:multiLevelType w:val="hybridMultilevel"/>
     <w:tmpl w:val="9B50D19E"/>
@@ -10317,7 +10066,7 @@
       </w:rPr>
     </w:lvl>
   </w:abstractNum>
-  <w:abstractNum w:abstractNumId="25" w15:restartNumberingAfterBreak="0">
+  <w:abstractNum w:abstractNumId="25">
     <w:nsid w:val="6189227F"/>
     <w:multiLevelType w:val="hybridMultilevel"/>
     <w:tmpl w:val="7AA0DBDE"/>
@@ -10439,7 +10188,7 @@
       </w:rPr>
     </w:lvl>
   </w:abstractNum>
-  <w:abstractNum w:abstractNumId="26" w15:restartNumberingAfterBreak="0">
+  <w:abstractNum w:abstractNumId="26">
     <w:nsid w:val="646B2277"/>
     <w:multiLevelType w:val="multilevel"/>
     <w:tmpl w:val="AB601A88"/>
@@ -10588,7 +10337,7 @@
       </w:rPr>
     </w:lvl>
   </w:abstractNum>
-  <w:abstractNum w:abstractNumId="27" w15:restartNumberingAfterBreak="0">
+  <w:abstractNum w:abstractNumId="27">
     <w:nsid w:val="69756B6B"/>
     <w:multiLevelType w:val="multilevel"/>
     <w:tmpl w:val="5EEAAE62"/>
@@ -10737,7 +10486,7 @@
       </w:rPr>
     </w:lvl>
   </w:abstractNum>
-  <w:abstractNum w:abstractNumId="28" w15:restartNumberingAfterBreak="0">
+  <w:abstractNum w:abstractNumId="28">
     <w:nsid w:val="731074C6"/>
     <w:multiLevelType w:val="multilevel"/>
     <w:tmpl w:val="323222F4"/>
@@ -10886,7 +10635,7 @@
       </w:rPr>
     </w:lvl>
   </w:abstractNum>
-  <w:abstractNum w:abstractNumId="29" w15:restartNumberingAfterBreak="0">
+  <w:abstractNum w:abstractNumId="29">
     <w:nsid w:val="73FB2514"/>
     <w:multiLevelType w:val="hybridMultilevel"/>
     <w:tmpl w:val="74A44220"/>
@@ -10999,7 +10748,7 @@
       </w:rPr>
     </w:lvl>
   </w:abstractNum>
-  <w:abstractNum w:abstractNumId="30" w15:restartNumberingAfterBreak="0">
+  <w:abstractNum w:abstractNumId="30">
     <w:nsid w:val="74121A69"/>
     <w:multiLevelType w:val="hybridMultilevel"/>
     <w:tmpl w:val="7F240648"/>
@@ -11123,7 +10872,7 @@
       </w:rPr>
     </w:lvl>
   </w:abstractNum>
-  <w:abstractNum w:abstractNumId="31" w15:restartNumberingAfterBreak="0">
+  <w:abstractNum w:abstractNumId="31">
     <w:nsid w:val="74360971"/>
     <w:multiLevelType w:val="multilevel"/>
     <w:tmpl w:val="AC048A18"/>
@@ -11272,7 +11021,7 @@
       </w:rPr>
     </w:lvl>
   </w:abstractNum>
-  <w:abstractNum w:abstractNumId="32" w15:restartNumberingAfterBreak="0">
+  <w:abstractNum w:abstractNumId="32">
     <w:nsid w:val="7A2A747B"/>
     <w:multiLevelType w:val="multilevel"/>
     <w:tmpl w:val="B748F360"/>
@@ -11421,7 +11170,7 @@
       </w:rPr>
     </w:lvl>
   </w:abstractNum>
-  <w:abstractNum w:abstractNumId="33" w15:restartNumberingAfterBreak="0">
+  <w:abstractNum w:abstractNumId="33">
     <w:nsid w:val="7DC077B0"/>
     <w:multiLevelType w:val="multilevel"/>
     <w:tmpl w:val="B5529CA8"/>
@@ -11570,7 +11319,7 @@
       </w:rPr>
     </w:lvl>
   </w:abstractNum>
-  <w:abstractNum w:abstractNumId="34" w15:restartNumberingAfterBreak="0">
+  <w:abstractNum w:abstractNumId="34">
     <w:nsid w:val="7F721F30"/>
     <w:multiLevelType w:val="hybridMultilevel"/>
     <w:tmpl w:val="FDFAFEC8"/>
@@ -11694,116 +11443,116 @@
       </w:rPr>
     </w:lvl>
   </w:abstractNum>
-  <w:num w:numId="1" w16cid:durableId="630135866">
+  <w:num w:numId="1">
     <w:abstractNumId w:val="15"/>
   </w:num>
-  <w:num w:numId="2" w16cid:durableId="1477868322">
+  <w:num w:numId="2">
     <w:abstractNumId w:val="22"/>
   </w:num>
-  <w:num w:numId="3" w16cid:durableId="1673751572">
+  <w:num w:numId="3">
     <w:abstractNumId w:val="17"/>
   </w:num>
-  <w:num w:numId="4" w16cid:durableId="866599242">
+  <w:num w:numId="4">
     <w:abstractNumId w:val="32"/>
   </w:num>
-  <w:num w:numId="5" w16cid:durableId="1163470302">
+  <w:num w:numId="5">
     <w:abstractNumId w:val="27"/>
   </w:num>
-  <w:num w:numId="6" w16cid:durableId="610287283">
+  <w:num w:numId="6">
     <w:abstractNumId w:val="31"/>
   </w:num>
-  <w:num w:numId="7" w16cid:durableId="1352878161">
+  <w:num w:numId="7">
     <w:abstractNumId w:val="4"/>
   </w:num>
-  <w:num w:numId="8" w16cid:durableId="2052609556">
+  <w:num w:numId="8">
     <w:abstractNumId w:val="8"/>
   </w:num>
-  <w:num w:numId="9" w16cid:durableId="897126633">
+  <w:num w:numId="9">
     <w:abstractNumId w:val="28"/>
   </w:num>
-  <w:num w:numId="10" w16cid:durableId="153421737">
+  <w:num w:numId="10">
     <w:abstractNumId w:val="26"/>
   </w:num>
-  <w:num w:numId="11" w16cid:durableId="939945817">
+  <w:num w:numId="11">
     <w:abstractNumId w:val="5"/>
   </w:num>
-  <w:num w:numId="12" w16cid:durableId="709188320">
+  <w:num w:numId="12">
     <w:abstractNumId w:val="33"/>
   </w:num>
-  <w:num w:numId="13" w16cid:durableId="461659210">
+  <w:num w:numId="13">
     <w:abstractNumId w:val="3"/>
   </w:num>
-  <w:num w:numId="14" w16cid:durableId="1345741875">
+  <w:num w:numId="14">
     <w:abstractNumId w:val="9"/>
   </w:num>
-  <w:num w:numId="15" w16cid:durableId="1071191624">
+  <w:num w:numId="15">
     <w:abstractNumId w:val="19"/>
   </w:num>
-  <w:num w:numId="16" w16cid:durableId="1367605560">
+  <w:num w:numId="16">
     <w:abstractNumId w:val="29"/>
   </w:num>
-  <w:num w:numId="17" w16cid:durableId="406806978">
+  <w:num w:numId="17">
     <w:abstractNumId w:val="10"/>
   </w:num>
-  <w:num w:numId="18" w16cid:durableId="1494292627">
+  <w:num w:numId="18">
     <w:abstractNumId w:val="0"/>
   </w:num>
-  <w:num w:numId="19" w16cid:durableId="2138837121">
+  <w:num w:numId="19">
     <w:abstractNumId w:val="18"/>
   </w:num>
-  <w:num w:numId="20" w16cid:durableId="1231576537">
+  <w:num w:numId="20">
     <w:abstractNumId w:val="7"/>
   </w:num>
-  <w:num w:numId="21" w16cid:durableId="568419416">
+  <w:num w:numId="21">
     <w:abstractNumId w:val="16"/>
   </w:num>
-  <w:num w:numId="22" w16cid:durableId="161047765">
+  <w:num w:numId="22">
     <w:abstractNumId w:val="6"/>
   </w:num>
-  <w:num w:numId="23" w16cid:durableId="954676797">
+  <w:num w:numId="23">
     <w:abstractNumId w:val="13"/>
   </w:num>
-  <w:num w:numId="24" w16cid:durableId="1169055709">
+  <w:num w:numId="24">
     <w:abstractNumId w:val="21"/>
   </w:num>
-  <w:num w:numId="25" w16cid:durableId="610091768">
+  <w:num w:numId="25">
     <w:abstractNumId w:val="34"/>
   </w:num>
-  <w:num w:numId="26" w16cid:durableId="531844253">
+  <w:num w:numId="26">
     <w:abstractNumId w:val="23"/>
   </w:num>
-  <w:num w:numId="27" w16cid:durableId="522204642">
+  <w:num w:numId="27">
     <w:abstractNumId w:val="25"/>
   </w:num>
-  <w:num w:numId="28" w16cid:durableId="825512958">
+  <w:num w:numId="28">
     <w:abstractNumId w:val="2"/>
   </w:num>
-  <w:num w:numId="29" w16cid:durableId="1292134058">
+  <w:num w:numId="29">
     <w:abstractNumId w:val="24"/>
   </w:num>
-  <w:num w:numId="30" w16cid:durableId="1712724110">
+  <w:num w:numId="30">
     <w:abstractNumId w:val="11"/>
   </w:num>
-  <w:num w:numId="31" w16cid:durableId="795833059">
+  <w:num w:numId="31">
     <w:abstractNumId w:val="20"/>
   </w:num>
-  <w:num w:numId="32" w16cid:durableId="1941444950">
+  <w:num w:numId="32">
     <w:abstractNumId w:val="14"/>
   </w:num>
-  <w:num w:numId="33" w16cid:durableId="1567688436">
+  <w:num w:numId="33">
     <w:abstractNumId w:val="30"/>
   </w:num>
-  <w:num w:numId="34" w16cid:durableId="372929347">
+  <w:num w:numId="34">
     <w:abstractNumId w:val="12"/>
   </w:num>
-  <w:num w:numId="35" w16cid:durableId="1112017268">
+  <w:num w:numId="35">
     <w:abstractNumId w:val="1"/>
   </w:num>
 </w:numbering>
 </file>
 
 <file path=word/styles.xml><?xml version="1.0" encoding="utf-8"?>
-<w:styles xmlns:mc="http://schemas.openxmlformats.org/markup-compatibility/2006" xmlns:r="http://schemas.openxmlformats.org/officeDocument/2006/relationships" xmlns:w="http://schemas.openxmlformats.org/wordprocessingml/2006/main" xmlns:w14="http://schemas.microsoft.com/office/word/2010/wordml" xmlns:w15="http://schemas.microsoft.com/office/word/2012/wordml" xmlns:w16cex="http://schemas.microsoft.com/office/word/2018/wordml/cex" xmlns:w16cid="http://schemas.microsoft.com/office/word/2016/wordml/cid" xmlns:w16="http://schemas.microsoft.com/office/word/2018/wordml" xmlns:w16du="http://schemas.microsoft.com/office/word/2023/wordml/word16du" xmlns:w16sdtdh="http://schemas.microsoft.com/office/word/2020/wordml/sdtdatahash" xmlns:w16sdtfl="http://schemas.microsoft.com/office/word/2024/wordml/sdtformatlock" xmlns:w16se="http://schemas.microsoft.com/office/word/2015/wordml/symex" mc:Ignorable="w14 w15 w16se w16cid w16 w16cex w16sdtdh w16sdtfl w16du">
+<w:styles xmlns:mc="http://schemas.openxmlformats.org/markup-compatibility/2006" xmlns:r="http://schemas.openxmlformats.org/officeDocument/2006/relationships" xmlns:w="http://schemas.openxmlformats.org/wordprocessingml/2006/main" xmlns:w14="http://schemas.microsoft.com/office/word/2010/wordml" xmlns:w15="http://schemas.microsoft.com/office/word/2012/wordml" mc:Ignorable="w14 w15">
   <w:docDefaults>
     <w:rPrDefault>
       <w:rPr>
@@ -11820,7 +11569,7 @@
       </w:pPr>
     </w:pPrDefault>
   </w:docDefaults>
-  <w:latentStyles w:defLockedState="0" w:defUIPriority="99" w:defSemiHidden="0" w:defUnhideWhenUsed="0" w:defQFormat="0" w:count="376">
+  <w:latentStyles w:defLockedState="0" w:defUIPriority="99" w:defSemiHidden="0" w:defUnhideWhenUsed="0" w:defQFormat="0" w:count="371">
     <w:lsdException w:name="Normal" w:uiPriority="0" w:qFormat="1"/>
     <w:lsdException w:name="heading 1" w:uiPriority="9" w:qFormat="1"/>
     <w:lsdException w:name="heading 2" w:semiHidden="1" w:uiPriority="9" w:unhideWhenUsed="1" w:qFormat="1"/>
@@ -11862,7 +11611,7 @@
     <w:lsdException w:name="footnote reference" w:semiHidden="1" w:unhideWhenUsed="1"/>
     <w:lsdException w:name="annotation reference" w:semiHidden="1" w:unhideWhenUsed="1"/>
     <w:lsdException w:name="line number" w:semiHidden="1" w:unhideWhenUsed="1"/>
-    <w:lsdException w:name="page number" w:semiHidden="1" w:unhideWhenUsed="1"/>
+    <w:lsdException w:name="page number" w:semiHidden="1" w:uiPriority="0" w:unhideWhenUsed="1"/>
     <w:lsdException w:name="endnote reference" w:semiHidden="1" w:unhideWhenUsed="1"/>
     <w:lsdException w:name="endnote text" w:semiHidden="1" w:unhideWhenUsed="1"/>
     <w:lsdException w:name="table of authorities" w:semiHidden="1" w:unhideWhenUsed="1"/>
@@ -12192,11 +11941,6 @@
     <w:lsdException w:name="List Table 5 Dark Accent 6" w:uiPriority="50"/>
     <w:lsdException w:name="List Table 6 Colorful Accent 6" w:uiPriority="51"/>
     <w:lsdException w:name="List Table 7 Colorful Accent 6" w:uiPriority="52"/>
-    <w:lsdException w:name="Mention" w:semiHidden="1" w:unhideWhenUsed="1"/>
-    <w:lsdException w:name="Smart Hyperlink" w:semiHidden="1" w:unhideWhenUsed="1"/>
-    <w:lsdException w:name="Hashtag" w:semiHidden="1" w:unhideWhenUsed="1"/>
-    <w:lsdException w:name="Unresolved Mention" w:semiHidden="1" w:unhideWhenUsed="1"/>
-    <w:lsdException w:name="Smart Link" w:semiHidden="1" w:unhideWhenUsed="1"/>
   </w:latentStyles>
   <w:style w:type="paragraph" w:default="1" w:styleId="a">
     <w:name w:val="Normal"/>
@@ -12250,12 +11994,13 @@
     <w:uiPriority w:val="9"/>
     <w:unhideWhenUsed/>
     <w:qFormat/>
-    <w:rsid w:val="001B0A64"/>
+    <w:rsid w:val="00893D7B"/>
     <w:pPr>
       <w:outlineLvl w:val="1"/>
     </w:pPr>
     <w:rPr>
       <w:rFonts w:cs="Times New Roman"/>
+      <w:b/>
     </w:rPr>
   </w:style>
   <w:style w:type="paragraph" w:styleId="3">
@@ -12408,6 +12153,7 @@
   <w:style w:type="character" w:default="1" w:styleId="a1">
     <w:name w:val="Default Paragraph Font"/>
     <w:uiPriority w:val="1"/>
+    <w:semiHidden/>
     <w:unhideWhenUsed/>
   </w:style>
   <w:style w:type="table" w:default="1" w:styleId="a2">
@@ -12460,9 +12206,10 @@
     <w:basedOn w:val="a1"/>
     <w:link w:val="2"/>
     <w:uiPriority w:val="9"/>
-    <w:rsid w:val="001B0A64"/>
+    <w:rsid w:val="00893D7B"/>
     <w:rPr>
       <w:rFonts w:ascii="Times New Roman" w:hAnsi="Times New Roman" w:cs="Times New Roman"/>
+      <w:b/>
       <w:sz w:val="28"/>
     </w:rPr>
   </w:style>
@@ -12624,7 +12371,7 @@
     </w:rPr>
   </w:style>
   <w:style w:type="character" w:customStyle="1" w:styleId="a9">
-    <w:name w:val="Заголовок Знак"/>
+    <w:name w:val="Название Знак"/>
     <w:basedOn w:val="a1"/>
     <w:link w:val="a8"/>
     <w:uiPriority w:val="10"/>
@@ -12897,6 +12644,7 @@
       <w:spacing w:after="0" w:line="240" w:lineRule="auto"/>
     </w:pPr>
     <w:tblPr>
+      <w:tblInd w:w="0" w:type="dxa"/>
       <w:tblBorders>
         <w:top w:val="single" w:sz="4" w:space="0" w:color="auto"/>
         <w:left w:val="single" w:sz="4" w:space="0" w:color="auto"/>
@@ -12905,6 +12653,12 @@
         <w:insideH w:val="single" w:sz="4" w:space="0" w:color="auto"/>
         <w:insideV w:val="single" w:sz="4" w:space="0" w:color="auto"/>
       </w:tblBorders>
+      <w:tblCellMar>
+        <w:top w:w="0" w:type="dxa"/>
+        <w:left w:w="108" w:type="dxa"/>
+        <w:bottom w:w="0" w:type="dxa"/>
+        <w:right w:w="108" w:type="dxa"/>
+      </w:tblCellMar>
     </w:tblPr>
   </w:style>
   <w:style w:type="character" w:styleId="af5">
@@ -12916,6 +12670,11 @@
     <w:rPr>
       <w:color w:val="666666"/>
     </w:rPr>
+  </w:style>
+  <w:style w:type="character" w:styleId="af6">
+    <w:name w:val="page number"/>
+    <w:semiHidden/>
+    <w:rsid w:val="00B921C8"/>
   </w:style>
 </w:styles>
 </file>
@@ -13220,7 +12979,7 @@
 </file>
 
 <file path=customXml/itemProps1.xml><?xml version="1.0" encoding="utf-8"?>
-<ds:datastoreItem xmlns:ds="http://schemas.openxmlformats.org/officeDocument/2006/customXml" ds:itemID="{67130B20-2059-4235-BF1E-D9AD3C4C9D05}">
+<ds:datastoreItem xmlns:ds="http://schemas.openxmlformats.org/officeDocument/2006/customXml" ds:itemID="{D6CF7550-450E-4DC4-8815-ED0690A8E4F6}">
   <ds:schemaRefs>
     <ds:schemaRef ds:uri="http://schemas.openxmlformats.org/officeDocument/2006/bibliography"/>
   </ds:schemaRefs>
